--- a/tuan02/minh_chung/Component-Based Thinking.docx
+++ b/tuan02/minh_chung/Component-Based Thinking.docx
@@ -2,7 +2,1478 @@
 <file path=word/document.xml><?xml version="1.0" encoding="utf-8"?>
 <w:document xmlns:wpc="http://schemas.microsoft.com/office/word/2010/wordprocessingCanvas" xmlns:cx="http://schemas.microsoft.com/office/drawing/2014/chartex" xmlns:cx1="http://schemas.microsoft.com/office/drawing/2015/9/8/chartex" xmlns:cx2="http://schemas.microsoft.com/office/drawing/2015/10/21/chartex" xmlns:cx3="http://schemas.microsoft.com/office/drawing/2016/5/9/chartex" xmlns:cx4="http://schemas.microsoft.com/office/drawing/2016/5/10/chartex" xmlns:cx5="http://schemas.microsoft.com/office/drawing/2016/5/11/chartex" xmlns:cx6="http://schemas.microsoft.com/office/drawing/2016/5/12/chartex" xmlns:cx7="http://schemas.microsoft.com/office/drawing/2016/5/13/chartex" xmlns:cx8="http://schemas.microsoft.com/office/drawing/2016/5/14/chartex" xmlns:mc="http://schemas.openxmlformats.org/markup-compatibility/2006" xmlns:aink="http://schemas.microsoft.com/office/drawing/2016/ink" xmlns:am3d="http://schemas.microsoft.com/office/drawing/2017/model3d" xmlns:o="urn:schemas-microsoft-com:office:office" xmlns:oel="http://schemas.microsoft.com/office/2019/extlst" xmlns:r="http://schemas.openxmlformats.org/officeDocument/2006/relationships" xmlns:m="http://schemas.openxmlformats.org/officeDocument/2006/math" xmlns:v="urn:schemas-microsoft-com:vml" xmlns:wp14="http://schemas.microsoft.com/office/word/2010/wordprocessingDrawing" xmlns:wp="http://schemas.openxmlformats.org/drawingml/2006/wordprocessingDrawing" xmlns:w10="urn:schemas-microsoft-com:office:word" xmlns:w="http://schemas.openxmlformats.org/wordprocessingml/2006/main" xmlns:w14="http://schemas.microsoft.com/office/word/2010/wordml" xmlns:w15="http://schemas.microsoft.com/office/word/2012/wordml" xmlns:w16cex="http://schemas.microsoft.com/office/word/2018/wordml/cex" xmlns:w16cid="http://schemas.microsoft.com/office/word/2016/wordml/cid" xmlns:w16="http://schemas.microsoft.com/office/word/2018/wordml" xmlns:w16du="http://schemas.microsoft.com/office/word/2023/wordml/word16du" xmlns:w16sdtdh="http://schemas.microsoft.com/office/word/2020/wordml/sdtdatahash" xmlns:w16sdtfl="http://schemas.microsoft.com/office/word/2024/wordml/sdtformatlock" xmlns:w16se="http://schemas.microsoft.com/office/word/2015/wordml/symex" xmlns:wpg="http://schemas.microsoft.com/office/word/2010/wordprocessingGroup" xmlns:wpi="http://schemas.microsoft.com/office/word/2010/wordprocessingInk" xmlns:wne="http://schemas.microsoft.com/office/word/2006/wordml" xmlns:wps="http://schemas.microsoft.com/office/word/2010/wordprocessingShape" mc:Ignorable="w14 w15 w16se w16cid w16 w16cex w16sdtdh w16sdtfl w16du wp14">
   <w:body>
-    <w:p/>
+    <w:p>
+      <w:pPr>
+        <w:rPr>
+          <w:rFonts w:ascii="Times New Roman" w:hAnsi="Times New Roman" w:cs="Times New Roman"/>
+          <w:sz w:val="26"/>
+          <w:szCs w:val="26"/>
+          <w:lang w:val="vi-VN"/>
+        </w:rPr>
+      </w:pPr>
+      <w:r>
+        <w:rPr>
+          <w:rFonts w:ascii="Times New Roman" w:hAnsi="Times New Roman" w:cs="Times New Roman"/>
+          <w:b/>
+          <w:bCs/>
+          <w:sz w:val="26"/>
+          <w:szCs w:val="26"/>
+        </w:rPr>
+        <w:t>Chủ đề:</w:t>
+      </w:r>
+      <w:r>
+        <w:rPr>
+          <w:rFonts w:ascii="Times New Roman" w:hAnsi="Times New Roman" w:cs="Times New Roman"/>
+          <w:sz w:val="26"/>
+          <w:szCs w:val="26"/>
+        </w:rPr>
+        <w:t xml:space="preserve"> Modular decomposition, domain partitioning.</w:t>
+      </w:r>
+    </w:p>
+    <w:p>
+      <w:pPr>
+        <w:rPr>
+          <w:rFonts w:ascii="Times New Roman" w:hAnsi="Times New Roman" w:cs="Times New Roman"/>
+        </w:rPr>
+      </w:pPr>
+      <w:r>
+        <w:rPr>
+          <w:rFonts w:ascii="Times New Roman" w:hAnsi="Times New Roman" w:cs="Times New Roman"/>
+          <w:b/>
+          <w:bCs/>
+        </w:rPr>
+        <w:t>Component-Based Thinking</w:t>
+      </w:r>
+      <w:r>
+        <w:rPr>
+          <w:rFonts w:ascii="Times New Roman" w:hAnsi="Times New Roman" w:cs="Times New Roman"/>
+        </w:rPr>
+        <w:t> là phương pháp tư duy thiết kế phần mềm dựa trên việc:</w:t>
+      </w:r>
+    </w:p>
+    <w:p>
+      <w:pPr>
+        <w:numPr>
+          <w:ilvl w:val="0"/>
+          <w:numId w:val="1"/>
+        </w:numPr>
+        <w:rPr>
+          <w:rFonts w:ascii="Times New Roman" w:hAnsi="Times New Roman" w:cs="Times New Roman"/>
+        </w:rPr>
+      </w:pPr>
+      <w:r>
+        <w:rPr>
+          <w:rFonts w:ascii="Times New Roman" w:hAnsi="Times New Roman" w:cs="Times New Roman"/>
+        </w:rPr>
+        <w:t>Phân tách hệ thống thành các thành phần (component) độc lập</w:t>
+      </w:r>
+    </w:p>
+    <w:p>
+      <w:pPr>
+        <w:numPr>
+          <w:ilvl w:val="0"/>
+          <w:numId w:val="1"/>
+        </w:numPr>
+        <w:rPr>
+          <w:rFonts w:ascii="Times New Roman" w:hAnsi="Times New Roman" w:cs="Times New Roman"/>
+        </w:rPr>
+      </w:pPr>
+      <w:r>
+        <w:rPr>
+          <w:rFonts w:ascii="Times New Roman" w:hAnsi="Times New Roman" w:cs="Times New Roman"/>
+        </w:rPr>
+        <w:t>Mỗi component có chức năng rõ ràng và giao diện xác định</w:t>
+      </w:r>
+    </w:p>
+    <w:p>
+      <w:pPr>
+        <w:numPr>
+          <w:ilvl w:val="0"/>
+          <w:numId w:val="1"/>
+        </w:numPr>
+        <w:rPr>
+          <w:rFonts w:ascii="Times New Roman" w:hAnsi="Times New Roman" w:cs="Times New Roman"/>
+        </w:rPr>
+      </w:pPr>
+      <w:r>
+        <w:rPr>
+          <w:rFonts w:ascii="Times New Roman" w:hAnsi="Times New Roman" w:cs="Times New Roman"/>
+        </w:rPr>
+        <w:t>Cho phép tái sử dụng, bảo trì và phát triển độc lập</w:t>
+      </w:r>
+    </w:p>
+    <w:p>
+      <w:pPr>
+        <w:shd w:val="clear" w:color="auto" w:fill="FFFFFF"/>
+        <w:spacing w:before="240" w:after="240" w:line="240" w:lineRule="auto"/>
+        <w:rPr>
+          <w:rFonts w:ascii="Times New Roman" w:eastAsia="Times New Roman" w:hAnsi="Times New Roman" w:cs="Times New Roman"/>
+          <w:color w:val="0F1115"/>
+          <w:kern w:val="0"/>
+          <w14:ligatures w14:val="none"/>
+        </w:rPr>
+      </w:pPr>
+      <w:r>
+        <w:rPr>
+          <w:rFonts w:ascii="Times New Roman" w:eastAsia="Times New Roman" w:hAnsi="Times New Roman" w:cs="Times New Roman"/>
+          <w:b/>
+          <w:bCs/>
+          <w:color w:val="0F1115"/>
+          <w:kern w:val="0"/>
+          <w14:ligatures w14:val="none"/>
+        </w:rPr>
+        <w:t>Hai phương pháp phân chia module chính:</w:t>
+      </w:r>
+    </w:p>
+    <w:tbl>
+      <w:tblPr>
+        <w:tblW w:w="9685" w:type="dxa"/>
+        <w:tblCellMar>
+          <w:top w:w="15" w:type="dxa"/>
+          <w:left w:w="15" w:type="dxa"/>
+          <w:bottom w:w="15" w:type="dxa"/>
+          <w:right w:w="15" w:type="dxa"/>
+        </w:tblCellMar>
+        <w:tblLook w:val="04A0" w:firstRow="1" w:lastRow="0" w:firstColumn="1" w:lastColumn="0" w:noHBand="0" w:noVBand="1"/>
+      </w:tblPr>
+      <w:tblGrid>
+        <w:gridCol w:w="5174"/>
+        <w:gridCol w:w="4511"/>
+      </w:tblGrid>
+      <w:tr>
+        <w:trPr>
+          <w:trHeight w:val="345"/>
+          <w:tblHeader/>
+        </w:trPr>
+        <w:tc>
+          <w:tcPr>
+            <w:tcW w:w="0" w:type="auto"/>
+            <w:tcBorders>
+              <w:top w:val="single" w:sz="4" w:space="0" w:color="auto"/>
+              <w:left w:val="single" w:sz="4" w:space="0" w:color="auto"/>
+              <w:bottom w:val="single" w:sz="4" w:space="0" w:color="auto"/>
+              <w:right w:val="single" w:sz="4" w:space="0" w:color="auto"/>
+            </w:tcBorders>
+            <w:tcMar>
+              <w:top w:w="150" w:type="dxa"/>
+              <w:left w:w="0" w:type="dxa"/>
+              <w:bottom w:w="150" w:type="dxa"/>
+              <w:right w:w="240" w:type="dxa"/>
+            </w:tcMar>
+            <w:vAlign w:val="center"/>
+            <w:hideMark/>
+          </w:tcPr>
+          <w:p>
+            <w:pPr>
+              <w:spacing w:after="0" w:line="375" w:lineRule="atLeast"/>
+              <w:jc w:val="center"/>
+              <w:rPr>
+                <w:rFonts w:ascii="Times New Roman" w:eastAsia="Times New Roman" w:hAnsi="Times New Roman" w:cs="Times New Roman"/>
+                <w:kern w:val="0"/>
+                <w:sz w:val="23"/>
+                <w:szCs w:val="23"/>
+                <w14:ligatures w14:val="none"/>
+              </w:rPr>
+            </w:pPr>
+            <w:r>
+              <w:rPr>
+                <w:rFonts w:ascii="Times New Roman" w:eastAsia="Times New Roman" w:hAnsi="Times New Roman" w:cs="Times New Roman"/>
+                <w:b/>
+                <w:bCs/>
+                <w:kern w:val="0"/>
+                <w:sz w:val="23"/>
+                <w:szCs w:val="23"/>
+                <w14:ligatures w14:val="none"/>
+              </w:rPr>
+              <w:t>Domain Decomposition</w:t>
+            </w:r>
+          </w:p>
+        </w:tc>
+        <w:tc>
+          <w:tcPr>
+            <w:tcW w:w="0" w:type="auto"/>
+            <w:tcBorders>
+              <w:top w:val="single" w:sz="4" w:space="0" w:color="auto"/>
+              <w:left w:val="single" w:sz="4" w:space="0" w:color="auto"/>
+              <w:bottom w:val="single" w:sz="4" w:space="0" w:color="auto"/>
+              <w:right w:val="single" w:sz="4" w:space="0" w:color="auto"/>
+            </w:tcBorders>
+            <w:tcMar>
+              <w:top w:w="150" w:type="dxa"/>
+              <w:left w:w="240" w:type="dxa"/>
+              <w:bottom w:w="150" w:type="dxa"/>
+              <w:right w:w="240" w:type="dxa"/>
+            </w:tcMar>
+            <w:vAlign w:val="center"/>
+            <w:hideMark/>
+          </w:tcPr>
+          <w:p>
+            <w:pPr>
+              <w:spacing w:after="0" w:line="375" w:lineRule="atLeast"/>
+              <w:jc w:val="center"/>
+              <w:rPr>
+                <w:rFonts w:ascii="Times New Roman" w:eastAsia="Times New Roman" w:hAnsi="Times New Roman" w:cs="Times New Roman"/>
+                <w:kern w:val="0"/>
+                <w:sz w:val="23"/>
+                <w:szCs w:val="23"/>
+                <w14:ligatures w14:val="none"/>
+              </w:rPr>
+            </w:pPr>
+            <w:r>
+              <w:rPr>
+                <w:rFonts w:ascii="Times New Roman" w:eastAsia="Times New Roman" w:hAnsi="Times New Roman" w:cs="Times New Roman"/>
+                <w:b/>
+                <w:bCs/>
+                <w:kern w:val="0"/>
+                <w:sz w:val="23"/>
+                <w:szCs w:val="23"/>
+                <w14:ligatures w14:val="none"/>
+              </w:rPr>
+              <w:t>Technical Partitioning</w:t>
+            </w:r>
+          </w:p>
+        </w:tc>
+      </w:tr>
+      <w:tr>
+        <w:trPr>
+          <w:trHeight w:val="345"/>
+        </w:trPr>
+        <w:tc>
+          <w:tcPr>
+            <w:tcW w:w="0" w:type="auto"/>
+            <w:tcBorders>
+              <w:top w:val="single" w:sz="4" w:space="0" w:color="auto"/>
+              <w:left w:val="single" w:sz="4" w:space="0" w:color="auto"/>
+              <w:bottom w:val="single" w:sz="4" w:space="0" w:color="auto"/>
+              <w:right w:val="single" w:sz="4" w:space="0" w:color="auto"/>
+            </w:tcBorders>
+            <w:tcMar>
+              <w:top w:w="150" w:type="dxa"/>
+              <w:left w:w="0" w:type="dxa"/>
+              <w:bottom w:w="150" w:type="dxa"/>
+              <w:right w:w="240" w:type="dxa"/>
+            </w:tcMar>
+            <w:vAlign w:val="center"/>
+            <w:hideMark/>
+          </w:tcPr>
+          <w:p>
+            <w:pPr>
+              <w:spacing w:after="0" w:line="375" w:lineRule="atLeast"/>
+              <w:rPr>
+                <w:rFonts w:ascii="Times New Roman" w:eastAsia="Times New Roman" w:hAnsi="Times New Roman" w:cs="Times New Roman"/>
+                <w:kern w:val="0"/>
+                <w:sz w:val="23"/>
+                <w:szCs w:val="23"/>
+                <w14:ligatures w14:val="none"/>
+              </w:rPr>
+            </w:pPr>
+            <w:r>
+              <w:rPr>
+                <w:rFonts w:ascii="Times New Roman" w:eastAsia="Times New Roman" w:hAnsi="Times New Roman" w:cs="Times New Roman"/>
+                <w:kern w:val="0"/>
+                <w:sz w:val="23"/>
+                <w:szCs w:val="23"/>
+                <w14:ligatures w14:val="none"/>
+              </w:rPr>
+              <w:t>Phân chia theo nghiệp vụ</w:t>
+            </w:r>
+          </w:p>
+        </w:tc>
+        <w:tc>
+          <w:tcPr>
+            <w:tcW w:w="0" w:type="auto"/>
+            <w:tcBorders>
+              <w:top w:val="single" w:sz="4" w:space="0" w:color="auto"/>
+              <w:left w:val="single" w:sz="4" w:space="0" w:color="auto"/>
+              <w:bottom w:val="single" w:sz="4" w:space="0" w:color="auto"/>
+              <w:right w:val="single" w:sz="4" w:space="0" w:color="auto"/>
+            </w:tcBorders>
+            <w:tcMar>
+              <w:top w:w="150" w:type="dxa"/>
+              <w:left w:w="240" w:type="dxa"/>
+              <w:bottom w:w="150" w:type="dxa"/>
+              <w:right w:w="0" w:type="dxa"/>
+            </w:tcMar>
+            <w:vAlign w:val="center"/>
+            <w:hideMark/>
+          </w:tcPr>
+          <w:p>
+            <w:pPr>
+              <w:spacing w:after="0" w:line="375" w:lineRule="atLeast"/>
+              <w:rPr>
+                <w:rFonts w:ascii="Times New Roman" w:eastAsia="Times New Roman" w:hAnsi="Times New Roman" w:cs="Times New Roman"/>
+                <w:kern w:val="0"/>
+                <w:sz w:val="23"/>
+                <w:szCs w:val="23"/>
+                <w14:ligatures w14:val="none"/>
+              </w:rPr>
+            </w:pPr>
+            <w:r>
+              <w:rPr>
+                <w:rFonts w:ascii="Times New Roman" w:eastAsia="Times New Roman" w:hAnsi="Times New Roman" w:cs="Times New Roman"/>
+                <w:kern w:val="0"/>
+                <w:sz w:val="23"/>
+                <w:szCs w:val="23"/>
+                <w14:ligatures w14:val="none"/>
+              </w:rPr>
+              <w:t>Phân chia theo kỹ thuật</w:t>
+            </w:r>
+          </w:p>
+        </w:tc>
+      </w:tr>
+      <w:tr>
+        <w:trPr>
+          <w:trHeight w:val="345"/>
+        </w:trPr>
+        <w:tc>
+          <w:tcPr>
+            <w:tcW w:w="0" w:type="auto"/>
+            <w:tcBorders>
+              <w:top w:val="single" w:sz="4" w:space="0" w:color="auto"/>
+              <w:left w:val="single" w:sz="4" w:space="0" w:color="auto"/>
+              <w:bottom w:val="single" w:sz="4" w:space="0" w:color="auto"/>
+              <w:right w:val="single" w:sz="4" w:space="0" w:color="auto"/>
+            </w:tcBorders>
+            <w:tcMar>
+              <w:top w:w="150" w:type="dxa"/>
+              <w:left w:w="0" w:type="dxa"/>
+              <w:bottom w:w="150" w:type="dxa"/>
+              <w:right w:w="240" w:type="dxa"/>
+            </w:tcMar>
+            <w:vAlign w:val="center"/>
+            <w:hideMark/>
+          </w:tcPr>
+          <w:p>
+            <w:pPr>
+              <w:spacing w:after="0" w:line="375" w:lineRule="atLeast"/>
+              <w:rPr>
+                <w:rFonts w:ascii="Times New Roman" w:eastAsia="Times New Roman" w:hAnsi="Times New Roman" w:cs="Times New Roman"/>
+                <w:kern w:val="0"/>
+                <w:sz w:val="23"/>
+                <w:szCs w:val="23"/>
+                <w14:ligatures w14:val="none"/>
+              </w:rPr>
+            </w:pPr>
+            <w:r>
+              <w:rPr>
+                <w:rFonts w:ascii="Times New Roman" w:eastAsia="Times New Roman" w:hAnsi="Times New Roman" w:cs="Times New Roman"/>
+                <w:kern w:val="0"/>
+                <w:sz w:val="23"/>
+                <w:szCs w:val="23"/>
+                <w14:ligatures w14:val="none"/>
+              </w:rPr>
+              <w:t>Dựa trên business domain</w:t>
+            </w:r>
+          </w:p>
+        </w:tc>
+        <w:tc>
+          <w:tcPr>
+            <w:tcW w:w="0" w:type="auto"/>
+            <w:tcBorders>
+              <w:top w:val="single" w:sz="4" w:space="0" w:color="auto"/>
+              <w:left w:val="single" w:sz="4" w:space="0" w:color="auto"/>
+              <w:bottom w:val="single" w:sz="4" w:space="0" w:color="auto"/>
+              <w:right w:val="single" w:sz="4" w:space="0" w:color="auto"/>
+            </w:tcBorders>
+            <w:tcMar>
+              <w:top w:w="150" w:type="dxa"/>
+              <w:left w:w="240" w:type="dxa"/>
+              <w:bottom w:w="150" w:type="dxa"/>
+              <w:right w:w="0" w:type="dxa"/>
+            </w:tcMar>
+            <w:vAlign w:val="center"/>
+            <w:hideMark/>
+          </w:tcPr>
+          <w:p>
+            <w:pPr>
+              <w:spacing w:after="0" w:line="375" w:lineRule="atLeast"/>
+              <w:rPr>
+                <w:rFonts w:ascii="Times New Roman" w:eastAsia="Times New Roman" w:hAnsi="Times New Roman" w:cs="Times New Roman"/>
+                <w:kern w:val="0"/>
+                <w:sz w:val="23"/>
+                <w:szCs w:val="23"/>
+                <w14:ligatures w14:val="none"/>
+              </w:rPr>
+            </w:pPr>
+            <w:r>
+              <w:rPr>
+                <w:rFonts w:ascii="Times New Roman" w:eastAsia="Times New Roman" w:hAnsi="Times New Roman" w:cs="Times New Roman"/>
+                <w:kern w:val="0"/>
+                <w:sz w:val="23"/>
+                <w:szCs w:val="23"/>
+                <w14:ligatures w14:val="none"/>
+              </w:rPr>
+              <w:t>Dựa trên technical concern</w:t>
+            </w:r>
+          </w:p>
+        </w:tc>
+      </w:tr>
+      <w:tr>
+        <w:trPr>
+          <w:trHeight w:val="325"/>
+        </w:trPr>
+        <w:tc>
+          <w:tcPr>
+            <w:tcW w:w="0" w:type="auto"/>
+            <w:tcBorders>
+              <w:top w:val="single" w:sz="4" w:space="0" w:color="auto"/>
+              <w:left w:val="single" w:sz="4" w:space="0" w:color="auto"/>
+              <w:bottom w:val="single" w:sz="4" w:space="0" w:color="auto"/>
+              <w:right w:val="single" w:sz="4" w:space="0" w:color="auto"/>
+            </w:tcBorders>
+            <w:tcMar>
+              <w:top w:w="150" w:type="dxa"/>
+              <w:left w:w="0" w:type="dxa"/>
+              <w:bottom w:w="150" w:type="dxa"/>
+              <w:right w:w="240" w:type="dxa"/>
+            </w:tcMar>
+            <w:vAlign w:val="center"/>
+            <w:hideMark/>
+          </w:tcPr>
+          <w:p>
+            <w:pPr>
+              <w:spacing w:after="0" w:line="375" w:lineRule="atLeast"/>
+              <w:rPr>
+                <w:rFonts w:ascii="Times New Roman" w:eastAsia="Times New Roman" w:hAnsi="Times New Roman" w:cs="Times New Roman"/>
+                <w:kern w:val="0"/>
+                <w:sz w:val="23"/>
+                <w:szCs w:val="23"/>
+                <w14:ligatures w14:val="none"/>
+              </w:rPr>
+            </w:pPr>
+            <w:r>
+              <w:rPr>
+                <w:rFonts w:ascii="Times New Roman" w:eastAsia="Times New Roman" w:hAnsi="Times New Roman" w:cs="Times New Roman"/>
+                <w:kern w:val="0"/>
+                <w:sz w:val="23"/>
+                <w:szCs w:val="23"/>
+                <w14:ligatures w14:val="none"/>
+              </w:rPr>
+              <w:t>Mỗi module đại diện một lĩnh vực nghiệp vụ</w:t>
+            </w:r>
+          </w:p>
+        </w:tc>
+        <w:tc>
+          <w:tcPr>
+            <w:tcW w:w="0" w:type="auto"/>
+            <w:tcBorders>
+              <w:top w:val="single" w:sz="4" w:space="0" w:color="auto"/>
+              <w:left w:val="single" w:sz="4" w:space="0" w:color="auto"/>
+              <w:bottom w:val="single" w:sz="4" w:space="0" w:color="auto"/>
+              <w:right w:val="single" w:sz="4" w:space="0" w:color="auto"/>
+            </w:tcBorders>
+            <w:tcMar>
+              <w:top w:w="150" w:type="dxa"/>
+              <w:left w:w="240" w:type="dxa"/>
+              <w:bottom w:w="150" w:type="dxa"/>
+              <w:right w:w="0" w:type="dxa"/>
+            </w:tcMar>
+            <w:vAlign w:val="center"/>
+            <w:hideMark/>
+          </w:tcPr>
+          <w:p>
+            <w:pPr>
+              <w:spacing w:after="0" w:line="375" w:lineRule="atLeast"/>
+              <w:rPr>
+                <w:rFonts w:ascii="Times New Roman" w:eastAsia="Times New Roman" w:hAnsi="Times New Roman" w:cs="Times New Roman"/>
+                <w:kern w:val="0"/>
+                <w:sz w:val="23"/>
+                <w:szCs w:val="23"/>
+                <w14:ligatures w14:val="none"/>
+              </w:rPr>
+            </w:pPr>
+            <w:r>
+              <w:rPr>
+                <w:rFonts w:ascii="Times New Roman" w:eastAsia="Times New Roman" w:hAnsi="Times New Roman" w:cs="Times New Roman"/>
+                <w:kern w:val="0"/>
+                <w:sz w:val="23"/>
+                <w:szCs w:val="23"/>
+                <w14:ligatures w14:val="none"/>
+              </w:rPr>
+              <w:t>Mỗi module đại diện một lớp kiến trúc</w:t>
+            </w:r>
+          </w:p>
+        </w:tc>
+      </w:tr>
+      <w:tr>
+        <w:trPr>
+          <w:trHeight w:val="17"/>
+        </w:trPr>
+        <w:tc>
+          <w:tcPr>
+            <w:tcW w:w="0" w:type="auto"/>
+            <w:tcBorders>
+              <w:top w:val="single" w:sz="4" w:space="0" w:color="auto"/>
+              <w:left w:val="single" w:sz="4" w:space="0" w:color="auto"/>
+              <w:bottom w:val="single" w:sz="4" w:space="0" w:color="auto"/>
+              <w:right w:val="single" w:sz="4" w:space="0" w:color="auto"/>
+            </w:tcBorders>
+            <w:tcMar>
+              <w:top w:w="150" w:type="dxa"/>
+              <w:left w:w="0" w:type="dxa"/>
+              <w:bottom w:w="150" w:type="dxa"/>
+              <w:right w:w="240" w:type="dxa"/>
+            </w:tcMar>
+            <w:vAlign w:val="center"/>
+            <w:hideMark/>
+          </w:tcPr>
+          <w:p>
+            <w:pPr>
+              <w:spacing w:after="0" w:line="375" w:lineRule="atLeast"/>
+              <w:rPr>
+                <w:rFonts w:ascii="Times New Roman" w:eastAsia="Times New Roman" w:hAnsi="Times New Roman" w:cs="Times New Roman"/>
+                <w:kern w:val="0"/>
+                <w:sz w:val="23"/>
+                <w:szCs w:val="23"/>
+                <w14:ligatures w14:val="none"/>
+              </w:rPr>
+            </w:pPr>
+            <w:r>
+              <w:rPr>
+                <w:rFonts w:ascii="Times New Roman" w:eastAsia="Times New Roman" w:hAnsi="Times New Roman" w:cs="Times New Roman"/>
+                <w:kern w:val="0"/>
+                <w:sz w:val="23"/>
+                <w:szCs w:val="23"/>
+                <w14:ligatures w14:val="none"/>
+              </w:rPr>
+              <w:t>Phù hợp với DDD (Domain-Driven Design)</w:t>
+            </w:r>
+          </w:p>
+        </w:tc>
+        <w:tc>
+          <w:tcPr>
+            <w:tcW w:w="0" w:type="auto"/>
+            <w:tcBorders>
+              <w:top w:val="single" w:sz="4" w:space="0" w:color="auto"/>
+              <w:left w:val="single" w:sz="4" w:space="0" w:color="auto"/>
+              <w:bottom w:val="single" w:sz="4" w:space="0" w:color="auto"/>
+              <w:right w:val="single" w:sz="4" w:space="0" w:color="auto"/>
+            </w:tcBorders>
+            <w:tcMar>
+              <w:top w:w="150" w:type="dxa"/>
+              <w:left w:w="240" w:type="dxa"/>
+              <w:bottom w:w="150" w:type="dxa"/>
+              <w:right w:w="0" w:type="dxa"/>
+            </w:tcMar>
+            <w:vAlign w:val="center"/>
+            <w:hideMark/>
+          </w:tcPr>
+          <w:p>
+            <w:pPr>
+              <w:spacing w:after="0" w:line="375" w:lineRule="atLeast"/>
+              <w:rPr>
+                <w:rFonts w:ascii="Times New Roman" w:eastAsia="Times New Roman" w:hAnsi="Times New Roman" w:cs="Times New Roman"/>
+                <w:kern w:val="0"/>
+                <w:sz w:val="23"/>
+                <w:szCs w:val="23"/>
+                <w14:ligatures w14:val="none"/>
+              </w:rPr>
+            </w:pPr>
+            <w:r>
+              <w:rPr>
+                <w:rFonts w:ascii="Times New Roman" w:eastAsia="Times New Roman" w:hAnsi="Times New Roman" w:cs="Times New Roman"/>
+                <w:kern w:val="0"/>
+                <w:sz w:val="23"/>
+                <w:szCs w:val="23"/>
+                <w14:ligatures w14:val="none"/>
+              </w:rPr>
+              <w:t>Phù hợp với Layered Architecture</w:t>
+            </w:r>
+          </w:p>
+        </w:tc>
+      </w:tr>
+    </w:tbl>
+    <w:p>
+      <w:pPr>
+        <w:rPr>
+          <w:rFonts w:ascii="Times New Roman" w:hAnsi="Times New Roman" w:cs="Times New Roman"/>
+        </w:rPr>
+      </w:pPr>
+    </w:p>
+    <w:p>
+      <w:pPr>
+        <w:rPr>
+          <w:rFonts w:ascii="Times New Roman" w:hAnsi="Times New Roman" w:cs="Times New Roman"/>
+          <w:b/>
+          <w:bCs/>
+        </w:rPr>
+      </w:pPr>
+      <w:r>
+        <w:rPr>
+          <w:rFonts w:ascii="Times New Roman" w:hAnsi="Times New Roman" w:cs="Times New Roman"/>
+          <w:b/>
+          <w:bCs/>
+        </w:rPr>
+        <w:t>Đề bài yêu cầu thiết kế hệ thống "Course Management" với các nhiệm vụ:</w:t>
+      </w:r>
+    </w:p>
+    <w:p>
+      <w:pPr>
+        <w:numPr>
+          <w:ilvl w:val="0"/>
+          <w:numId w:val="2"/>
+        </w:numPr>
+        <w:rPr>
+          <w:rFonts w:ascii="Times New Roman" w:hAnsi="Times New Roman" w:cs="Times New Roman"/>
+          <w:b/>
+          <w:bCs/>
+        </w:rPr>
+      </w:pPr>
+      <w:r>
+        <w:rPr>
+          <w:rFonts w:ascii="Times New Roman" w:hAnsi="Times New Roman" w:cs="Times New Roman"/>
+          <w:b/>
+          <w:bCs/>
+        </w:rPr>
+        <w:t>Phân chia thành module theo Domain Decomposition</w:t>
+      </w:r>
+    </w:p>
+    <w:p>
+      <w:pPr>
+        <w:numPr>
+          <w:ilvl w:val="0"/>
+          <w:numId w:val="2"/>
+        </w:numPr>
+        <w:rPr>
+          <w:rFonts w:ascii="Times New Roman" w:hAnsi="Times New Roman" w:cs="Times New Roman"/>
+          <w:b/>
+          <w:bCs/>
+        </w:rPr>
+      </w:pPr>
+      <w:r>
+        <w:rPr>
+          <w:rFonts w:ascii="Times New Roman" w:hAnsi="Times New Roman" w:cs="Times New Roman"/>
+          <w:b/>
+          <w:bCs/>
+        </w:rPr>
+        <w:t>Phân chia lại theo Technical Partitioning</w:t>
+      </w:r>
+    </w:p>
+    <w:p>
+      <w:pPr>
+        <w:numPr>
+          <w:ilvl w:val="0"/>
+          <w:numId w:val="2"/>
+        </w:numPr>
+        <w:rPr>
+          <w:rFonts w:ascii="Times New Roman" w:hAnsi="Times New Roman" w:cs="Times New Roman"/>
+          <w:b/>
+          <w:bCs/>
+        </w:rPr>
+      </w:pPr>
+      <w:r>
+        <w:rPr>
+          <w:rFonts w:ascii="Times New Roman" w:hAnsi="Times New Roman" w:cs="Times New Roman"/>
+          <w:b/>
+          <w:bCs/>
+        </w:rPr>
+        <w:t>Giải thích tại sao hai cách cho kết quả khác nhau</w:t>
+      </w:r>
+    </w:p>
+    <w:p>
+      <w:pPr>
+        <w:numPr>
+          <w:ilvl w:val="0"/>
+          <w:numId w:val="2"/>
+        </w:numPr>
+        <w:rPr>
+          <w:rFonts w:ascii="Times New Roman" w:hAnsi="Times New Roman" w:cs="Times New Roman"/>
+          <w:b/>
+          <w:bCs/>
+        </w:rPr>
+      </w:pPr>
+      <w:r>
+        <w:rPr>
+          <w:rFonts w:ascii="Times New Roman" w:hAnsi="Times New Roman" w:cs="Times New Roman"/>
+          <w:b/>
+          <w:bCs/>
+        </w:rPr>
+        <w:t>Đưa ra quyết định chọn kiến trúc mô-đun nào</w:t>
+      </w:r>
+    </w:p>
+    <w:p>
+      <w:pPr>
+        <w:numPr>
+          <w:ilvl w:val="0"/>
+          <w:numId w:val="2"/>
+        </w:numPr>
+        <w:rPr>
+          <w:rFonts w:ascii="Times New Roman" w:hAnsi="Times New Roman" w:cs="Times New Roman"/>
+          <w:b/>
+          <w:bCs/>
+        </w:rPr>
+      </w:pPr>
+      <w:r>
+        <w:rPr>
+          <w:rFonts w:ascii="Times New Roman" w:hAnsi="Times New Roman" w:cs="Times New Roman"/>
+          <w:b/>
+          <w:bCs/>
+        </w:rPr>
+        <w:t>Deliverable: Module diagram cho 2 hướng và lý do chọn</w:t>
+      </w:r>
+    </w:p>
+    <w:p>
+      <w:pPr>
+        <w:rPr>
+          <w:rFonts w:ascii="Times New Roman" w:hAnsi="Times New Roman" w:cs="Times New Roman"/>
+        </w:rPr>
+      </w:pPr>
+    </w:p>
+    <w:p>
+      <w:pPr>
+        <w:rPr>
+          <w:rFonts w:ascii="Times New Roman" w:hAnsi="Times New Roman" w:cs="Times New Roman"/>
+          <w:b/>
+          <w:bCs/>
+          <w:sz w:val="26"/>
+          <w:szCs w:val="26"/>
+          <w:lang w:val="vi-VN"/>
+        </w:rPr>
+      </w:pPr>
+      <w:r>
+        <w:rPr>
+          <w:rFonts w:ascii="Times New Roman" w:hAnsi="Times New Roman" w:cs="Times New Roman"/>
+          <w:b/>
+          <w:bCs/>
+          <w:sz w:val="26"/>
+          <w:szCs w:val="26"/>
+          <w:lang w:val="vi-VN"/>
+        </w:rPr>
+        <w:br w:type="page"/>
+      </w:r>
+    </w:p>
+    <w:p>
+      <w:pPr>
+        <w:rPr>
+          <w:rFonts w:ascii="Times New Roman" w:hAnsi="Times New Roman" w:cs="Times New Roman"/>
+          <w:b/>
+          <w:bCs/>
+          <w:sz w:val="26"/>
+          <w:szCs w:val="26"/>
+          <w:lang w:val="vi-VN"/>
+        </w:rPr>
+      </w:pPr>
+      <w:r>
+        <w:rPr>
+          <w:rFonts w:ascii="Times New Roman" w:hAnsi="Times New Roman" w:cs="Times New Roman"/>
+          <w:b/>
+          <w:bCs/>
+          <w:sz w:val="26"/>
+          <w:szCs w:val="26"/>
+          <w:lang w:val="vi-VN"/>
+        </w:rPr>
+        <w:lastRenderedPageBreak/>
+        <w:t xml:space="preserve">Tìm hiểu hệ thống </w:t>
+      </w:r>
+    </w:p>
+    <w:p>
+      <w:pPr>
+        <w:rPr>
+          <w:rFonts w:ascii="Times New Roman" w:hAnsi="Times New Roman" w:cs="Times New Roman"/>
+        </w:rPr>
+      </w:pPr>
+      <w:r>
+        <w:rPr>
+          <w:rFonts w:ascii="Times New Roman" w:hAnsi="Times New Roman" w:cs="Times New Roman"/>
+        </w:rPr>
+        <w:t>Hệ thống quản lý khóa học cần các chức năng chính:</w:t>
+      </w:r>
+    </w:p>
+    <w:p>
+      <w:pPr>
+        <w:pStyle w:val="ListParagraph"/>
+        <w:numPr>
+          <w:ilvl w:val="0"/>
+          <w:numId w:val="4"/>
+        </w:numPr>
+        <w:rPr>
+          <w:rFonts w:ascii="Times New Roman" w:hAnsi="Times New Roman" w:cs="Times New Roman"/>
+        </w:rPr>
+      </w:pPr>
+      <w:r>
+        <w:rPr>
+          <w:rFonts w:ascii="Times New Roman" w:hAnsi="Times New Roman" w:cs="Times New Roman"/>
+        </w:rPr>
+        <w:t>Quản lý người dùng (học viên, giảng viên, admin)</w:t>
+      </w:r>
+    </w:p>
+    <w:p>
+      <w:pPr>
+        <w:pStyle w:val="ListParagraph"/>
+        <w:numPr>
+          <w:ilvl w:val="0"/>
+          <w:numId w:val="4"/>
+        </w:numPr>
+        <w:rPr>
+          <w:rFonts w:ascii="Times New Roman" w:hAnsi="Times New Roman" w:cs="Times New Roman"/>
+        </w:rPr>
+      </w:pPr>
+      <w:r>
+        <w:rPr>
+          <w:rFonts w:ascii="Times New Roman" w:hAnsi="Times New Roman" w:cs="Times New Roman"/>
+        </w:rPr>
+        <w:t>Quản lý khóa học và chương trình học</w:t>
+      </w:r>
+    </w:p>
+    <w:p>
+      <w:pPr>
+        <w:pStyle w:val="ListParagraph"/>
+        <w:numPr>
+          <w:ilvl w:val="0"/>
+          <w:numId w:val="4"/>
+        </w:numPr>
+        <w:rPr>
+          <w:rFonts w:ascii="Times New Roman" w:hAnsi="Times New Roman" w:cs="Times New Roman"/>
+        </w:rPr>
+      </w:pPr>
+      <w:r>
+        <w:rPr>
+          <w:rFonts w:ascii="Times New Roman" w:hAnsi="Times New Roman" w:cs="Times New Roman"/>
+        </w:rPr>
+        <w:t>Đăng ký và quản lý ghi danh</w:t>
+      </w:r>
+    </w:p>
+    <w:p>
+      <w:pPr>
+        <w:pStyle w:val="ListParagraph"/>
+        <w:numPr>
+          <w:ilvl w:val="0"/>
+          <w:numId w:val="4"/>
+        </w:numPr>
+        <w:rPr>
+          <w:rFonts w:ascii="Times New Roman" w:hAnsi="Times New Roman" w:cs="Times New Roman"/>
+        </w:rPr>
+      </w:pPr>
+      <w:r>
+        <w:rPr>
+          <w:rFonts w:ascii="Times New Roman" w:hAnsi="Times New Roman" w:cs="Times New Roman"/>
+        </w:rPr>
+        <w:t>Quản lý nội dung học tập</w:t>
+      </w:r>
+    </w:p>
+    <w:p>
+      <w:pPr>
+        <w:pStyle w:val="ListParagraph"/>
+        <w:numPr>
+          <w:ilvl w:val="0"/>
+          <w:numId w:val="4"/>
+        </w:numPr>
+        <w:rPr>
+          <w:rFonts w:ascii="Times New Roman" w:hAnsi="Times New Roman" w:cs="Times New Roman"/>
+        </w:rPr>
+      </w:pPr>
+      <w:r>
+        <w:rPr>
+          <w:rFonts w:ascii="Times New Roman" w:hAnsi="Times New Roman" w:cs="Times New Roman"/>
+        </w:rPr>
+        <w:t>Đánh giá và chấm điểm</w:t>
+      </w:r>
+    </w:p>
+    <w:p>
+      <w:pPr>
+        <w:pStyle w:val="ListParagraph"/>
+        <w:numPr>
+          <w:ilvl w:val="0"/>
+          <w:numId w:val="4"/>
+        </w:numPr>
+        <w:rPr>
+          <w:rFonts w:ascii="Times New Roman" w:hAnsi="Times New Roman" w:cs="Times New Roman"/>
+        </w:rPr>
+      </w:pPr>
+      <w:r>
+        <w:rPr>
+          <w:rFonts w:ascii="Times New Roman" w:hAnsi="Times New Roman" w:cs="Times New Roman"/>
+        </w:rPr>
+        <w:t>Thanh toán học phí</w:t>
+      </w:r>
+    </w:p>
+    <w:p>
+      <w:pPr>
+        <w:pStyle w:val="ListParagraph"/>
+        <w:numPr>
+          <w:ilvl w:val="0"/>
+          <w:numId w:val="4"/>
+        </w:numPr>
+        <w:rPr>
+          <w:rFonts w:ascii="Times New Roman" w:hAnsi="Times New Roman" w:cs="Times New Roman"/>
+        </w:rPr>
+      </w:pPr>
+      <w:r>
+        <w:rPr>
+          <w:rFonts w:ascii="Times New Roman" w:hAnsi="Times New Roman" w:cs="Times New Roman"/>
+        </w:rPr>
+        <w:t>Thông báo và liên lạc</w:t>
+      </w:r>
+    </w:p>
+    <w:p>
+      <w:pPr>
+        <w:pStyle w:val="ListParagraph"/>
+        <w:numPr>
+          <w:ilvl w:val="0"/>
+          <w:numId w:val="5"/>
+        </w:numPr>
+        <w:rPr>
+          <w:rFonts w:ascii="Times New Roman" w:eastAsia="Times New Roman" w:hAnsi="Times New Roman" w:cs="Times New Roman"/>
+          <w:b/>
+          <w:bCs/>
+          <w:color w:val="0F1115"/>
+          <w:kern w:val="0"/>
+          <w:sz w:val="33"/>
+          <w:szCs w:val="33"/>
+          <w14:ligatures w14:val="none"/>
+        </w:rPr>
+      </w:pPr>
+      <w:r>
+        <w:rPr>
+          <w:rFonts w:ascii="Times New Roman" w:eastAsia="Times New Roman" w:hAnsi="Times New Roman" w:cs="Times New Roman"/>
+          <w:b/>
+          <w:bCs/>
+          <w:color w:val="0F1115"/>
+          <w:kern w:val="0"/>
+          <w:sz w:val="33"/>
+          <w:szCs w:val="33"/>
+          <w14:ligatures w14:val="none"/>
+        </w:rPr>
+        <w:br w:type="page"/>
+      </w:r>
+    </w:p>
+    <w:p>
+      <w:pPr>
+        <w:shd w:val="clear" w:color="auto" w:fill="FFFFFF"/>
+        <w:spacing w:before="480" w:after="240" w:line="480" w:lineRule="atLeast"/>
+        <w:outlineLvl w:val="1"/>
+        <w:rPr>
+          <w:rFonts w:ascii="Times New Roman" w:eastAsia="Times New Roman" w:hAnsi="Times New Roman" w:cs="Times New Roman"/>
+          <w:b/>
+          <w:bCs/>
+          <w:color w:val="0F1115"/>
+          <w:kern w:val="0"/>
+          <w:sz w:val="33"/>
+          <w:szCs w:val="33"/>
+          <w14:ligatures w14:val="none"/>
+        </w:rPr>
+      </w:pPr>
+      <w:r>
+        <w:rPr>
+          <w:rFonts w:ascii="Times New Roman" w:eastAsia="Times New Roman" w:hAnsi="Times New Roman" w:cs="Times New Roman"/>
+          <w:b/>
+          <w:bCs/>
+          <w:color w:val="0F1115"/>
+          <w:kern w:val="0"/>
+          <w:sz w:val="33"/>
+          <w:szCs w:val="33"/>
+          <w14:ligatures w14:val="none"/>
+        </w:rPr>
+        <w:lastRenderedPageBreak/>
+        <w:t>DOMAIN DECOMPOSITION DIAGRAM</w:t>
+      </w:r>
+    </w:p>
+    <w:p>
+      <w:pPr>
+        <w:rPr>
+          <w:rFonts w:ascii="Times New Roman" w:hAnsi="Times New Roman" w:cs="Times New Roman"/>
+          <w:lang w:val="vi-VN"/>
+        </w:rPr>
+      </w:pPr>
+      <w:r>
+        <w:rPr>
+          <w:rFonts w:ascii="Times New Roman" w:hAnsi="Times New Roman" w:cs="Times New Roman"/>
+          <w:lang w:val="vi-VN"/>
+        </w:rPr>
+        <w:drawing>
+          <wp:inline distT="0" distB="0" distL="0" distR="0" wp14:anchorId="3DC30A18" wp14:editId="46431FFF">
+            <wp:extent cx="3998794" cy="7652744"/>
+            <wp:effectExtent l="0" t="0" r="1905" b="5715"/>
+            <wp:docPr id="1906409112" name="Picture 1"/>
+            <wp:cNvGraphicFramePr>
+              <a:graphicFrameLocks xmlns:a="http://schemas.openxmlformats.org/drawingml/2006/main" noChangeAspect="1"/>
+            </wp:cNvGraphicFramePr>
+            <a:graphic xmlns:a="http://schemas.openxmlformats.org/drawingml/2006/main">
+              <a:graphicData uri="http://schemas.openxmlformats.org/drawingml/2006/picture">
+                <pic:pic xmlns:pic="http://schemas.openxmlformats.org/drawingml/2006/picture">
+                  <pic:nvPicPr>
+                    <pic:cNvPr id="1906409112" name=""/>
+                    <pic:cNvPicPr/>
+                  </pic:nvPicPr>
+                  <pic:blipFill>
+                    <a:blip r:embed="rId5"/>
+                    <a:stretch>
+                      <a:fillRect/>
+                    </a:stretch>
+                  </pic:blipFill>
+                  <pic:spPr>
+                    <a:xfrm>
+                      <a:off x="0" y="0"/>
+                      <a:ext cx="4012803" cy="7679553"/>
+                    </a:xfrm>
+                    <a:prstGeom prst="rect">
+                      <a:avLst/>
+                    </a:prstGeom>
+                  </pic:spPr>
+                </pic:pic>
+              </a:graphicData>
+            </a:graphic>
+          </wp:inline>
+        </w:drawing>
+      </w:r>
+    </w:p>
+    <w:p>
+      <w:pPr>
+        <w:shd w:val="clear" w:color="auto" w:fill="FFFFFF"/>
+        <w:spacing w:before="480" w:after="240" w:line="480" w:lineRule="atLeast"/>
+        <w:outlineLvl w:val="1"/>
+        <w:rPr>
+          <w:rFonts w:ascii="Times New Roman" w:eastAsia="Times New Roman" w:hAnsi="Times New Roman" w:cs="Times New Roman"/>
+          <w:b/>
+          <w:bCs/>
+          <w:color w:val="0F1115"/>
+          <w:kern w:val="0"/>
+          <w:sz w:val="33"/>
+          <w:szCs w:val="33"/>
+          <w14:ligatures w14:val="none"/>
+        </w:rPr>
+      </w:pPr>
+      <w:r>
+        <w:rPr>
+          <w:rFonts w:ascii="Times New Roman" w:eastAsia="Times New Roman" w:hAnsi="Times New Roman" w:cs="Times New Roman"/>
+          <w:b/>
+          <w:bCs/>
+          <w:color w:val="0F1115"/>
+          <w:kern w:val="0"/>
+          <w:sz w:val="33"/>
+          <w:szCs w:val="33"/>
+          <w14:ligatures w14:val="none"/>
+        </w:rPr>
+        <w:lastRenderedPageBreak/>
+        <w:t>TECHNICAL PARTITIONING DIAGRAM</w:t>
+      </w:r>
+    </w:p>
+    <w:p>
+      <w:pPr>
+        <w:rPr>
+          <w:rFonts w:ascii="Times New Roman" w:hAnsi="Times New Roman" w:cs="Times New Roman"/>
+          <w:lang w:val="vi-VN"/>
+        </w:rPr>
+      </w:pPr>
+      <w:r>
+        <w:rPr>
+          <w:rFonts w:ascii="Times New Roman" w:hAnsi="Times New Roman" w:cs="Times New Roman"/>
+          <w:lang w:val="vi-VN"/>
+        </w:rPr>
+        <w:drawing>
+          <wp:inline distT="0" distB="0" distL="0" distR="0" wp14:anchorId="3721F034" wp14:editId="1AF7A880">
+            <wp:extent cx="3862316" cy="7088023"/>
+            <wp:effectExtent l="0" t="0" r="0" b="0"/>
+            <wp:docPr id="3918163" name="Picture 1"/>
+            <wp:cNvGraphicFramePr>
+              <a:graphicFrameLocks xmlns:a="http://schemas.openxmlformats.org/drawingml/2006/main" noChangeAspect="1"/>
+            </wp:cNvGraphicFramePr>
+            <a:graphic xmlns:a="http://schemas.openxmlformats.org/drawingml/2006/main">
+              <a:graphicData uri="http://schemas.openxmlformats.org/drawingml/2006/picture">
+                <pic:pic xmlns:pic="http://schemas.openxmlformats.org/drawingml/2006/picture">
+                  <pic:nvPicPr>
+                    <pic:cNvPr id="3918163" name=""/>
+                    <pic:cNvPicPr/>
+                  </pic:nvPicPr>
+                  <pic:blipFill>
+                    <a:blip r:embed="rId6"/>
+                    <a:stretch>
+                      <a:fillRect/>
+                    </a:stretch>
+                  </pic:blipFill>
+                  <pic:spPr>
+                    <a:xfrm>
+                      <a:off x="0" y="0"/>
+                      <a:ext cx="3868248" cy="7098910"/>
+                    </a:xfrm>
+                    <a:prstGeom prst="rect">
+                      <a:avLst/>
+                    </a:prstGeom>
+                  </pic:spPr>
+                </pic:pic>
+              </a:graphicData>
+            </a:graphic>
+          </wp:inline>
+        </w:drawing>
+      </w:r>
+    </w:p>
+    <w:p>
+      <w:pPr>
+        <w:rPr>
+          <w:rFonts w:ascii="Times New Roman" w:hAnsi="Times New Roman" w:cs="Times New Roman"/>
+          <w:lang w:val="vi-VN"/>
+        </w:rPr>
+      </w:pPr>
+      <w:r>
+        <w:rPr>
+          <w:rFonts w:ascii="Times New Roman" w:hAnsi="Times New Roman" w:cs="Times New Roman"/>
+          <w:lang w:val="vi-VN"/>
+        </w:rPr>
+        <w:br w:type="page"/>
+      </w:r>
+    </w:p>
+    <w:p>
+      <w:pPr>
+        <w:rPr>
+          <w:rFonts w:ascii="Times New Roman" w:hAnsi="Times New Roman" w:cs="Times New Roman"/>
+          <w:b/>
+          <w:bCs/>
+          <w:sz w:val="28"/>
+          <w:szCs w:val="28"/>
+          <w:lang w:val="vi-VN"/>
+        </w:rPr>
+      </w:pPr>
+      <w:r>
+        <w:rPr>
+          <w:rFonts w:ascii="Times New Roman" w:hAnsi="Times New Roman" w:cs="Times New Roman"/>
+          <w:b/>
+          <w:bCs/>
+          <w:sz w:val="28"/>
+          <w:szCs w:val="28"/>
+        </w:rPr>
+        <w:lastRenderedPageBreak/>
+        <w:t>SO SÁNH HAI PHƯƠNG PHÁP</w:t>
+      </w:r>
+    </w:p>
+    <w:p>
+      <w:pPr>
+        <w:rPr>
+          <w:rFonts w:ascii="Times New Roman" w:hAnsi="Times New Roman" w:cs="Times New Roman"/>
+          <w:lang w:val="vi-VN"/>
+        </w:rPr>
+      </w:pPr>
+      <w:r>
+        <w:rPr>
+          <w:rFonts w:ascii="Times New Roman" w:hAnsi="Times New Roman" w:cs="Times New Roman"/>
+          <w:lang w:val="vi-VN"/>
+        </w:rPr>
+        <w:drawing>
+          <wp:inline distT="0" distB="0" distL="0" distR="0" wp14:anchorId="56D58450" wp14:editId="5144359D">
+            <wp:extent cx="5943600" cy="2562860"/>
+            <wp:effectExtent l="0" t="0" r="0" b="2540"/>
+            <wp:docPr id="839286189" name="Picture 1"/>
+            <wp:cNvGraphicFramePr>
+              <a:graphicFrameLocks xmlns:a="http://schemas.openxmlformats.org/drawingml/2006/main" noChangeAspect="1"/>
+            </wp:cNvGraphicFramePr>
+            <a:graphic xmlns:a="http://schemas.openxmlformats.org/drawingml/2006/main">
+              <a:graphicData uri="http://schemas.openxmlformats.org/drawingml/2006/picture">
+                <pic:pic xmlns:pic="http://schemas.openxmlformats.org/drawingml/2006/picture">
+                  <pic:nvPicPr>
+                    <pic:cNvPr id="839286189" name=""/>
+                    <pic:cNvPicPr/>
+                  </pic:nvPicPr>
+                  <pic:blipFill>
+                    <a:blip r:embed="rId7"/>
+                    <a:stretch>
+                      <a:fillRect/>
+                    </a:stretch>
+                  </pic:blipFill>
+                  <pic:spPr>
+                    <a:xfrm>
+                      <a:off x="0" y="0"/>
+                      <a:ext cx="5943600" cy="2562860"/>
+                    </a:xfrm>
+                    <a:prstGeom prst="rect">
+                      <a:avLst/>
+                    </a:prstGeom>
+                  </pic:spPr>
+                </pic:pic>
+              </a:graphicData>
+            </a:graphic>
+          </wp:inline>
+        </w:drawing>
+      </w:r>
+    </w:p>
+    <w:p>
+      <w:pPr>
+        <w:rPr>
+          <w:rFonts w:ascii="Times New Roman" w:hAnsi="Times New Roman" w:cs="Times New Roman"/>
+          <w:b/>
+          <w:bCs/>
+          <w:sz w:val="26"/>
+          <w:szCs w:val="26"/>
+          <w:lang w:val="vi-VN"/>
+        </w:rPr>
+      </w:pPr>
+      <w:r>
+        <w:rPr>
+          <w:rFonts w:ascii="Times New Roman" w:hAnsi="Times New Roman" w:cs="Times New Roman"/>
+          <w:b/>
+          <w:bCs/>
+          <w:sz w:val="26"/>
+          <w:szCs w:val="26"/>
+        </w:rPr>
+        <w:t>QUYẾT ĐỊNH KIẾN TRÚC</w:t>
+      </w:r>
+    </w:p>
+    <w:p>
+      <w:pPr>
+        <w:rPr>
+          <w:rFonts w:ascii="Times New Roman" w:hAnsi="Times New Roman" w:cs="Times New Roman"/>
+          <w:b/>
+          <w:bCs/>
+          <w:sz w:val="26"/>
+          <w:szCs w:val="26"/>
+          <w:lang w:val="vi-VN"/>
+        </w:rPr>
+      </w:pPr>
+      <w:r>
+        <w:rPr>
+          <w:rFonts w:ascii="Times New Roman" w:hAnsi="Times New Roman" w:cs="Times New Roman"/>
+          <w:b/>
+          <w:bCs/>
+          <w:sz w:val="26"/>
+          <w:szCs w:val="26"/>
+        </w:rPr>
+        <w:t>Lựa chọn: Domain Decomposition</w:t>
+      </w:r>
+    </w:p>
+    <w:p>
+      <w:pPr>
+        <w:rPr>
+          <w:rFonts w:ascii="Times New Roman" w:hAnsi="Times New Roman" w:cs="Times New Roman"/>
+          <w:lang w:val="vi-VN"/>
+        </w:rPr>
+      </w:pPr>
+      <w:r>
+        <w:rPr>
+          <w:rFonts w:ascii="Times New Roman" w:hAnsi="Times New Roman" w:cs="Times New Roman"/>
+          <w:lang w:val="vi-VN"/>
+        </w:rPr>
+        <w:drawing>
+          <wp:inline distT="0" distB="0" distL="0" distR="0" wp14:anchorId="2957D97A" wp14:editId="484163BF">
+            <wp:extent cx="5537200" cy="4254500"/>
+            <wp:effectExtent l="0" t="0" r="0" b="0"/>
+            <wp:docPr id="1423113493" name="Picture 1"/>
+            <wp:cNvGraphicFramePr>
+              <a:graphicFrameLocks xmlns:a="http://schemas.openxmlformats.org/drawingml/2006/main" noChangeAspect="1"/>
+            </wp:cNvGraphicFramePr>
+            <a:graphic xmlns:a="http://schemas.openxmlformats.org/drawingml/2006/main">
+              <a:graphicData uri="http://schemas.openxmlformats.org/drawingml/2006/picture">
+                <pic:pic xmlns:pic="http://schemas.openxmlformats.org/drawingml/2006/picture">
+                  <pic:nvPicPr>
+                    <pic:cNvPr id="1423113493" name=""/>
+                    <pic:cNvPicPr/>
+                  </pic:nvPicPr>
+                  <pic:blipFill>
+                    <a:blip r:embed="rId8"/>
+                    <a:stretch>
+                      <a:fillRect/>
+                    </a:stretch>
+                  </pic:blipFill>
+                  <pic:spPr>
+                    <a:xfrm>
+                      <a:off x="0" y="0"/>
+                      <a:ext cx="5537200" cy="4254500"/>
+                    </a:xfrm>
+                    <a:prstGeom prst="rect">
+                      <a:avLst/>
+                    </a:prstGeom>
+                  </pic:spPr>
+                </pic:pic>
+              </a:graphicData>
+            </a:graphic>
+          </wp:inline>
+        </w:drawing>
+      </w:r>
+    </w:p>
+    <w:p>
+      <w:pPr>
+        <w:rPr>
+          <w:rFonts w:ascii="Times New Roman" w:hAnsi="Times New Roman" w:cs="Times New Roman"/>
+          <w:b/>
+          <w:bCs/>
+          <w:lang w:val="vi-VN"/>
+        </w:rPr>
+      </w:pPr>
+    </w:p>
+    <w:p>
+      <w:pPr>
+        <w:rPr>
+          <w:rFonts w:ascii="Times New Roman" w:hAnsi="Times New Roman" w:cs="Times New Roman"/>
+          <w:b/>
+          <w:bCs/>
+          <w:lang w:val="vi-VN"/>
+        </w:rPr>
+      </w:pPr>
+    </w:p>
+    <w:p>
+      <w:pPr>
+        <w:rPr>
+          <w:rFonts w:ascii="Times New Roman" w:hAnsi="Times New Roman" w:cs="Times New Roman"/>
+          <w:b/>
+          <w:bCs/>
+          <w:sz w:val="26"/>
+          <w:szCs w:val="26"/>
+        </w:rPr>
+      </w:pPr>
+      <w:r>
+        <w:rPr>
+          <w:rFonts w:ascii="Times New Roman" w:hAnsi="Times New Roman" w:cs="Times New Roman"/>
+          <w:b/>
+          <w:bCs/>
+          <w:sz w:val="26"/>
+          <w:szCs w:val="26"/>
+        </w:rPr>
+        <w:t>KIẾN TRÚC ĐỀ XUẤT</w:t>
+      </w:r>
+    </w:p>
+    <w:p>
+      <w:pPr>
+        <w:rPr>
+          <w:rFonts w:ascii="Times New Roman" w:hAnsi="Times New Roman" w:cs="Times New Roman"/>
+          <w:lang w:val="vi-VN"/>
+        </w:rPr>
+      </w:pPr>
+    </w:p>
+    <w:p>
+      <w:pPr>
+        <w:rPr>
+          <w:rFonts w:ascii="Times New Roman" w:hAnsi="Times New Roman" w:cs="Times New Roman"/>
+          <w:lang w:val="vi-VN"/>
+        </w:rPr>
+      </w:pPr>
+      <w:r>
+        <w:rPr>
+          <w:rFonts w:ascii="Times New Roman" w:hAnsi="Times New Roman" w:cs="Times New Roman"/>
+          <w:lang w:val="vi-VN"/>
+        </w:rPr>
+        <w:drawing>
+          <wp:inline distT="0" distB="0" distL="0" distR="0" wp14:anchorId="0F646E80" wp14:editId="7DA22A79">
+            <wp:extent cx="5397500" cy="5930900"/>
+            <wp:effectExtent l="0" t="0" r="0" b="0"/>
+            <wp:docPr id="93227467" name="Picture 1"/>
+            <wp:cNvGraphicFramePr>
+              <a:graphicFrameLocks xmlns:a="http://schemas.openxmlformats.org/drawingml/2006/main" noChangeAspect="1"/>
+            </wp:cNvGraphicFramePr>
+            <a:graphic xmlns:a="http://schemas.openxmlformats.org/drawingml/2006/main">
+              <a:graphicData uri="http://schemas.openxmlformats.org/drawingml/2006/picture">
+                <pic:pic xmlns:pic="http://schemas.openxmlformats.org/drawingml/2006/picture">
+                  <pic:nvPicPr>
+                    <pic:cNvPr id="93227467" name=""/>
+                    <pic:cNvPicPr/>
+                  </pic:nvPicPr>
+                  <pic:blipFill>
+                    <a:blip r:embed="rId9"/>
+                    <a:stretch>
+                      <a:fillRect/>
+                    </a:stretch>
+                  </pic:blipFill>
+                  <pic:spPr>
+                    <a:xfrm>
+                      <a:off x="0" y="0"/>
+                      <a:ext cx="5397500" cy="5930900"/>
+                    </a:xfrm>
+                    <a:prstGeom prst="rect">
+                      <a:avLst/>
+                    </a:prstGeom>
+                  </pic:spPr>
+                </pic:pic>
+              </a:graphicData>
+            </a:graphic>
+          </wp:inline>
+        </w:drawing>
+      </w:r>
+    </w:p>
+    <w:p>
+      <w:pPr>
+        <w:rPr>
+          <w:rFonts w:ascii="Times New Roman" w:hAnsi="Times New Roman" w:cs="Times New Roman"/>
+        </w:rPr>
+      </w:pPr>
+      <w:r>
+        <w:rPr>
+          <w:rFonts w:ascii="Times New Roman" w:hAnsi="Times New Roman" w:cs="Times New Roman"/>
+          <w:b/>
+          <w:bCs/>
+        </w:rPr>
+        <w:t>Giải thích kiến trúc kết hợp:</w:t>
+      </w:r>
+    </w:p>
+    <w:p>
+      <w:pPr>
+        <w:numPr>
+          <w:ilvl w:val="0"/>
+          <w:numId w:val="6"/>
+        </w:numPr>
+        <w:rPr>
+          <w:rFonts w:ascii="Times New Roman" w:hAnsi="Times New Roman" w:cs="Times New Roman"/>
+        </w:rPr>
+      </w:pPr>
+      <w:r>
+        <w:rPr>
+          <w:rFonts w:ascii="Times New Roman" w:hAnsi="Times New Roman" w:cs="Times New Roman"/>
+          <w:b/>
+          <w:bCs/>
+        </w:rPr>
+        <w:t>Macro level</w:t>
+      </w:r>
+      <w:r>
+        <w:rPr>
+          <w:rFonts w:ascii="Times New Roman" w:hAnsi="Times New Roman" w:cs="Times New Roman"/>
+        </w:rPr>
+        <w:t>: Domain Decomposition (chia theo nghiệp vụ)</w:t>
+      </w:r>
+    </w:p>
+    <w:p>
+      <w:pPr>
+        <w:numPr>
+          <w:ilvl w:val="0"/>
+          <w:numId w:val="6"/>
+        </w:numPr>
+        <w:rPr>
+          <w:rFonts w:ascii="Times New Roman" w:hAnsi="Times New Roman" w:cs="Times New Roman"/>
+        </w:rPr>
+      </w:pPr>
+      <w:r>
+        <w:rPr>
+          <w:rFonts w:ascii="Times New Roman" w:hAnsi="Times New Roman" w:cs="Times New Roman"/>
+          <w:b/>
+          <w:bCs/>
+        </w:rPr>
+        <w:t>Micro level</w:t>
+      </w:r>
+      <w:r>
+        <w:rPr>
+          <w:rFonts w:ascii="Times New Roman" w:hAnsi="Times New Roman" w:cs="Times New Roman"/>
+        </w:rPr>
+        <w:t>: Technical Partitioning (Clean Architecture trong mỗi domain)</w:t>
+      </w:r>
+    </w:p>
+    <w:p>
+      <w:pPr>
+        <w:numPr>
+          <w:ilvl w:val="0"/>
+          <w:numId w:val="6"/>
+        </w:numPr>
+        <w:rPr>
+          <w:rFonts w:ascii="Times New Roman" w:hAnsi="Times New Roman" w:cs="Times New Roman"/>
+        </w:rPr>
+      </w:pPr>
+      <w:r>
+        <w:rPr>
+          <w:rFonts w:ascii="Times New Roman" w:hAnsi="Times New Roman" w:cs="Times New Roman"/>
+          <w:b/>
+          <w:bCs/>
+        </w:rPr>
+        <w:lastRenderedPageBreak/>
+        <w:t>Shared Infrastructure</w:t>
+      </w:r>
+      <w:r>
+        <w:rPr>
+          <w:rFonts w:ascii="Times New Roman" w:hAnsi="Times New Roman" w:cs="Times New Roman"/>
+        </w:rPr>
+        <w:t>: Các service chung dùng cho tất cả domain</w:t>
+      </w:r>
+    </w:p>
+    <w:p>
+      <w:pPr>
+        <w:rPr>
+          <w:rFonts w:ascii="Times New Roman" w:hAnsi="Times New Roman" w:cs="Times New Roman"/>
+          <w:lang w:val="vi-VN"/>
+        </w:rPr>
+      </w:pPr>
+    </w:p>
     <w:sectPr>
       <w:pgSz w:w="12240" w:h="15840"/>
       <w:pgMar w:top="1440" w:right="1440" w:bottom="1440" w:left="1440" w:header="708" w:footer="708" w:gutter="0"/>
@@ -11,6 +1482,788 @@
     </w:sectPr>
   </w:body>
 </w:document>
+</file>
+
+<file path=word/numbering.xml><?xml version="1.0" encoding="utf-8"?>
+<w:numbering xmlns:wpc="http://schemas.microsoft.com/office/word/2010/wordprocessingCanvas" xmlns:cx="http://schemas.microsoft.com/office/drawing/2014/chartex" xmlns:cx1="http://schemas.microsoft.com/office/drawing/2015/9/8/chartex" xmlns:cx2="http://schemas.microsoft.com/office/drawing/2015/10/21/chartex" xmlns:cx3="http://schemas.microsoft.com/office/drawing/2016/5/9/chartex" xmlns:cx4="http://schemas.microsoft.com/office/drawing/2016/5/10/chartex" xmlns:cx5="http://schemas.microsoft.com/office/drawing/2016/5/11/chartex" xmlns:cx6="http://schemas.microsoft.com/office/drawing/2016/5/12/chartex" xmlns:cx7="http://schemas.microsoft.com/office/drawing/2016/5/13/chartex" xmlns:cx8="http://schemas.microsoft.com/office/drawing/2016/5/14/chartex" xmlns:mc="http://schemas.openxmlformats.org/markup-compatibility/2006" xmlns:aink="http://schemas.microsoft.com/office/drawing/2016/ink" xmlns:am3d="http://schemas.microsoft.com/office/drawing/2017/model3d" xmlns:o="urn:schemas-microsoft-com:office:office" xmlns:oel="http://schemas.microsoft.com/office/2019/extlst" xmlns:r="http://schemas.openxmlformats.org/officeDocument/2006/relationships" xmlns:m="http://schemas.openxmlformats.org/officeDocument/2006/math" xmlns:v="urn:schemas-microsoft-com:vml" xmlns:wp14="http://schemas.microsoft.com/office/word/2010/wordprocessingDrawing" xmlns:wp="http://schemas.openxmlformats.org/drawingml/2006/wordprocessingDrawing" xmlns:w10="urn:schemas-microsoft-com:office:word" xmlns:w="http://schemas.openxmlformats.org/wordprocessingml/2006/main" xmlns:w14="http://schemas.microsoft.com/office/word/2010/wordml" xmlns:w15="http://schemas.microsoft.com/office/word/2012/wordml" xmlns:w16cex="http://schemas.microsoft.com/office/word/2018/wordml/cex" xmlns:w16cid="http://schemas.microsoft.com/office/word/2016/wordml/cid" xmlns:w16="http://schemas.microsoft.com/office/word/2018/wordml" xmlns:w16du="http://schemas.microsoft.com/office/word/2023/wordml/word16du" xmlns:w16sdtdh="http://schemas.microsoft.com/office/word/2020/wordml/sdtdatahash" xmlns:w16sdtfl="http://schemas.microsoft.com/office/word/2024/wordml/sdtformatlock" xmlns:w16se="http://schemas.microsoft.com/office/word/2015/wordml/symex" xmlns:wpg="http://schemas.microsoft.com/office/word/2010/wordprocessingGroup" xmlns:wpi="http://schemas.microsoft.com/office/word/2010/wordprocessingInk" xmlns:wne="http://schemas.microsoft.com/office/word/2006/wordml" xmlns:wps="http://schemas.microsoft.com/office/word/2010/wordprocessingShape" mc:Ignorable="w14 w15 w16se w16cid w16 w16cex w16sdtdh w16sdtfl w16du wp14">
+  <w:abstractNum w:abstractNumId="0" w15:restartNumberingAfterBreak="0">
+    <w:nsid w:val="00BB3C72"/>
+    <w:multiLevelType w:val="multilevel"/>
+    <w:tmpl w:val="4AA03CEC"/>
+    <w:lvl w:ilvl="0">
+      <w:start w:val="1"/>
+      <w:numFmt w:val="bullet"/>
+      <w:lvlText w:val=""/>
+      <w:lvlJc w:val="left"/>
+      <w:pPr>
+        <w:tabs>
+          <w:tab w:val="num" w:pos="720"/>
+        </w:tabs>
+        <w:ind w:left="720" w:hanging="360"/>
+      </w:pPr>
+      <w:rPr>
+        <w:rFonts w:ascii="Symbol" w:hAnsi="Symbol" w:hint="default"/>
+        <w:sz w:val="20"/>
+      </w:rPr>
+    </w:lvl>
+    <w:lvl w:ilvl="1">
+      <w:start w:val="1"/>
+      <w:numFmt w:val="decimal"/>
+      <w:lvlText w:val="%2."/>
+      <w:lvlJc w:val="left"/>
+      <w:pPr>
+        <w:ind w:left="1440" w:hanging="360"/>
+      </w:pPr>
+      <w:rPr>
+        <w:rFonts w:hint="default"/>
+      </w:rPr>
+    </w:lvl>
+    <w:lvl w:ilvl="2" w:tentative="1">
+      <w:start w:val="1"/>
+      <w:numFmt w:val="bullet"/>
+      <w:lvlText w:val=""/>
+      <w:lvlJc w:val="left"/>
+      <w:pPr>
+        <w:tabs>
+          <w:tab w:val="num" w:pos="2160"/>
+        </w:tabs>
+        <w:ind w:left="2160" w:hanging="360"/>
+      </w:pPr>
+      <w:rPr>
+        <w:rFonts w:ascii="Wingdings" w:hAnsi="Wingdings" w:hint="default"/>
+        <w:sz w:val="20"/>
+      </w:rPr>
+    </w:lvl>
+    <w:lvl w:ilvl="3" w:tentative="1">
+      <w:start w:val="1"/>
+      <w:numFmt w:val="bullet"/>
+      <w:lvlText w:val=""/>
+      <w:lvlJc w:val="left"/>
+      <w:pPr>
+        <w:tabs>
+          <w:tab w:val="num" w:pos="2880"/>
+        </w:tabs>
+        <w:ind w:left="2880" w:hanging="360"/>
+      </w:pPr>
+      <w:rPr>
+        <w:rFonts w:ascii="Wingdings" w:hAnsi="Wingdings" w:hint="default"/>
+        <w:sz w:val="20"/>
+      </w:rPr>
+    </w:lvl>
+    <w:lvl w:ilvl="4" w:tentative="1">
+      <w:start w:val="1"/>
+      <w:numFmt w:val="bullet"/>
+      <w:lvlText w:val=""/>
+      <w:lvlJc w:val="left"/>
+      <w:pPr>
+        <w:tabs>
+          <w:tab w:val="num" w:pos="3600"/>
+        </w:tabs>
+        <w:ind w:left="3600" w:hanging="360"/>
+      </w:pPr>
+      <w:rPr>
+        <w:rFonts w:ascii="Wingdings" w:hAnsi="Wingdings" w:hint="default"/>
+        <w:sz w:val="20"/>
+      </w:rPr>
+    </w:lvl>
+    <w:lvl w:ilvl="5" w:tentative="1">
+      <w:start w:val="1"/>
+      <w:numFmt w:val="bullet"/>
+      <w:lvlText w:val=""/>
+      <w:lvlJc w:val="left"/>
+      <w:pPr>
+        <w:tabs>
+          <w:tab w:val="num" w:pos="4320"/>
+        </w:tabs>
+        <w:ind w:left="4320" w:hanging="360"/>
+      </w:pPr>
+      <w:rPr>
+        <w:rFonts w:ascii="Wingdings" w:hAnsi="Wingdings" w:hint="default"/>
+        <w:sz w:val="20"/>
+      </w:rPr>
+    </w:lvl>
+    <w:lvl w:ilvl="6" w:tentative="1">
+      <w:start w:val="1"/>
+      <w:numFmt w:val="bullet"/>
+      <w:lvlText w:val=""/>
+      <w:lvlJc w:val="left"/>
+      <w:pPr>
+        <w:tabs>
+          <w:tab w:val="num" w:pos="5040"/>
+        </w:tabs>
+        <w:ind w:left="5040" w:hanging="360"/>
+      </w:pPr>
+      <w:rPr>
+        <w:rFonts w:ascii="Wingdings" w:hAnsi="Wingdings" w:hint="default"/>
+        <w:sz w:val="20"/>
+      </w:rPr>
+    </w:lvl>
+    <w:lvl w:ilvl="7" w:tentative="1">
+      <w:start w:val="1"/>
+      <w:numFmt w:val="bullet"/>
+      <w:lvlText w:val=""/>
+      <w:lvlJc w:val="left"/>
+      <w:pPr>
+        <w:tabs>
+          <w:tab w:val="num" w:pos="5760"/>
+        </w:tabs>
+        <w:ind w:left="5760" w:hanging="360"/>
+      </w:pPr>
+      <w:rPr>
+        <w:rFonts w:ascii="Wingdings" w:hAnsi="Wingdings" w:hint="default"/>
+        <w:sz w:val="20"/>
+      </w:rPr>
+    </w:lvl>
+    <w:lvl w:ilvl="8" w:tentative="1">
+      <w:start w:val="1"/>
+      <w:numFmt w:val="bullet"/>
+      <w:lvlText w:val=""/>
+      <w:lvlJc w:val="left"/>
+      <w:pPr>
+        <w:tabs>
+          <w:tab w:val="num" w:pos="6480"/>
+        </w:tabs>
+        <w:ind w:left="6480" w:hanging="360"/>
+      </w:pPr>
+      <w:rPr>
+        <w:rFonts w:ascii="Wingdings" w:hAnsi="Wingdings" w:hint="default"/>
+        <w:sz w:val="20"/>
+      </w:rPr>
+    </w:lvl>
+  </w:abstractNum>
+  <w:abstractNum w:abstractNumId="1" w15:restartNumberingAfterBreak="0">
+    <w:nsid w:val="1BE009EA"/>
+    <w:multiLevelType w:val="multilevel"/>
+    <w:tmpl w:val="1F26663A"/>
+    <w:lvl w:ilvl="0">
+      <w:start w:val="1"/>
+      <w:numFmt w:val="bullet"/>
+      <w:lvlText w:val=""/>
+      <w:lvlJc w:val="left"/>
+      <w:pPr>
+        <w:tabs>
+          <w:tab w:val="num" w:pos="720"/>
+        </w:tabs>
+        <w:ind w:left="720" w:hanging="360"/>
+      </w:pPr>
+      <w:rPr>
+        <w:rFonts w:ascii="Symbol" w:hAnsi="Symbol" w:hint="default"/>
+        <w:sz w:val="20"/>
+      </w:rPr>
+    </w:lvl>
+    <w:lvl w:ilvl="1" w:tentative="1">
+      <w:start w:val="1"/>
+      <w:numFmt w:val="bullet"/>
+      <w:lvlText w:val="o"/>
+      <w:lvlJc w:val="left"/>
+      <w:pPr>
+        <w:tabs>
+          <w:tab w:val="num" w:pos="1440"/>
+        </w:tabs>
+        <w:ind w:left="1440" w:hanging="360"/>
+      </w:pPr>
+      <w:rPr>
+        <w:rFonts w:ascii="Courier New" w:hAnsi="Courier New" w:hint="default"/>
+        <w:sz w:val="20"/>
+      </w:rPr>
+    </w:lvl>
+    <w:lvl w:ilvl="2" w:tentative="1">
+      <w:start w:val="1"/>
+      <w:numFmt w:val="bullet"/>
+      <w:lvlText w:val=""/>
+      <w:lvlJc w:val="left"/>
+      <w:pPr>
+        <w:tabs>
+          <w:tab w:val="num" w:pos="2160"/>
+        </w:tabs>
+        <w:ind w:left="2160" w:hanging="360"/>
+      </w:pPr>
+      <w:rPr>
+        <w:rFonts w:ascii="Wingdings" w:hAnsi="Wingdings" w:hint="default"/>
+        <w:sz w:val="20"/>
+      </w:rPr>
+    </w:lvl>
+    <w:lvl w:ilvl="3" w:tentative="1">
+      <w:start w:val="1"/>
+      <w:numFmt w:val="bullet"/>
+      <w:lvlText w:val=""/>
+      <w:lvlJc w:val="left"/>
+      <w:pPr>
+        <w:tabs>
+          <w:tab w:val="num" w:pos="2880"/>
+        </w:tabs>
+        <w:ind w:left="2880" w:hanging="360"/>
+      </w:pPr>
+      <w:rPr>
+        <w:rFonts w:ascii="Wingdings" w:hAnsi="Wingdings" w:hint="default"/>
+        <w:sz w:val="20"/>
+      </w:rPr>
+    </w:lvl>
+    <w:lvl w:ilvl="4" w:tentative="1">
+      <w:start w:val="1"/>
+      <w:numFmt w:val="bullet"/>
+      <w:lvlText w:val=""/>
+      <w:lvlJc w:val="left"/>
+      <w:pPr>
+        <w:tabs>
+          <w:tab w:val="num" w:pos="3600"/>
+        </w:tabs>
+        <w:ind w:left="3600" w:hanging="360"/>
+      </w:pPr>
+      <w:rPr>
+        <w:rFonts w:ascii="Wingdings" w:hAnsi="Wingdings" w:hint="default"/>
+        <w:sz w:val="20"/>
+      </w:rPr>
+    </w:lvl>
+    <w:lvl w:ilvl="5" w:tentative="1">
+      <w:start w:val="1"/>
+      <w:numFmt w:val="bullet"/>
+      <w:lvlText w:val=""/>
+      <w:lvlJc w:val="left"/>
+      <w:pPr>
+        <w:tabs>
+          <w:tab w:val="num" w:pos="4320"/>
+        </w:tabs>
+        <w:ind w:left="4320" w:hanging="360"/>
+      </w:pPr>
+      <w:rPr>
+        <w:rFonts w:ascii="Wingdings" w:hAnsi="Wingdings" w:hint="default"/>
+        <w:sz w:val="20"/>
+      </w:rPr>
+    </w:lvl>
+    <w:lvl w:ilvl="6" w:tentative="1">
+      <w:start w:val="1"/>
+      <w:numFmt w:val="bullet"/>
+      <w:lvlText w:val=""/>
+      <w:lvlJc w:val="left"/>
+      <w:pPr>
+        <w:tabs>
+          <w:tab w:val="num" w:pos="5040"/>
+        </w:tabs>
+        <w:ind w:left="5040" w:hanging="360"/>
+      </w:pPr>
+      <w:rPr>
+        <w:rFonts w:ascii="Wingdings" w:hAnsi="Wingdings" w:hint="default"/>
+        <w:sz w:val="20"/>
+      </w:rPr>
+    </w:lvl>
+    <w:lvl w:ilvl="7" w:tentative="1">
+      <w:start w:val="1"/>
+      <w:numFmt w:val="bullet"/>
+      <w:lvlText w:val=""/>
+      <w:lvlJc w:val="left"/>
+      <w:pPr>
+        <w:tabs>
+          <w:tab w:val="num" w:pos="5760"/>
+        </w:tabs>
+        <w:ind w:left="5760" w:hanging="360"/>
+      </w:pPr>
+      <w:rPr>
+        <w:rFonts w:ascii="Wingdings" w:hAnsi="Wingdings" w:hint="default"/>
+        <w:sz w:val="20"/>
+      </w:rPr>
+    </w:lvl>
+    <w:lvl w:ilvl="8" w:tentative="1">
+      <w:start w:val="1"/>
+      <w:numFmt w:val="bullet"/>
+      <w:lvlText w:val=""/>
+      <w:lvlJc w:val="left"/>
+      <w:pPr>
+        <w:tabs>
+          <w:tab w:val="num" w:pos="6480"/>
+        </w:tabs>
+        <w:ind w:left="6480" w:hanging="360"/>
+      </w:pPr>
+      <w:rPr>
+        <w:rFonts w:ascii="Wingdings" w:hAnsi="Wingdings" w:hint="default"/>
+        <w:sz w:val="20"/>
+      </w:rPr>
+    </w:lvl>
+  </w:abstractNum>
+  <w:abstractNum w:abstractNumId="2" w15:restartNumberingAfterBreak="0">
+    <w:nsid w:val="3809704D"/>
+    <w:multiLevelType w:val="multilevel"/>
+    <w:tmpl w:val="F75402DC"/>
+    <w:lvl w:ilvl="0">
+      <w:start w:val="1"/>
+      <w:numFmt w:val="decimal"/>
+      <w:lvlText w:val="%1."/>
+      <w:lvlJc w:val="left"/>
+      <w:pPr>
+        <w:tabs>
+          <w:tab w:val="num" w:pos="720"/>
+        </w:tabs>
+        <w:ind w:left="720" w:hanging="360"/>
+      </w:pPr>
+    </w:lvl>
+    <w:lvl w:ilvl="1" w:tentative="1">
+      <w:start w:val="1"/>
+      <w:numFmt w:val="decimal"/>
+      <w:lvlText w:val="%2."/>
+      <w:lvlJc w:val="left"/>
+      <w:pPr>
+        <w:tabs>
+          <w:tab w:val="num" w:pos="1440"/>
+        </w:tabs>
+        <w:ind w:left="1440" w:hanging="360"/>
+      </w:pPr>
+    </w:lvl>
+    <w:lvl w:ilvl="2" w:tentative="1">
+      <w:start w:val="1"/>
+      <w:numFmt w:val="decimal"/>
+      <w:lvlText w:val="%3."/>
+      <w:lvlJc w:val="left"/>
+      <w:pPr>
+        <w:tabs>
+          <w:tab w:val="num" w:pos="2160"/>
+        </w:tabs>
+        <w:ind w:left="2160" w:hanging="360"/>
+      </w:pPr>
+    </w:lvl>
+    <w:lvl w:ilvl="3" w:tentative="1">
+      <w:start w:val="1"/>
+      <w:numFmt w:val="decimal"/>
+      <w:lvlText w:val="%4."/>
+      <w:lvlJc w:val="left"/>
+      <w:pPr>
+        <w:tabs>
+          <w:tab w:val="num" w:pos="2880"/>
+        </w:tabs>
+        <w:ind w:left="2880" w:hanging="360"/>
+      </w:pPr>
+    </w:lvl>
+    <w:lvl w:ilvl="4" w:tentative="1">
+      <w:start w:val="1"/>
+      <w:numFmt w:val="decimal"/>
+      <w:lvlText w:val="%5."/>
+      <w:lvlJc w:val="left"/>
+      <w:pPr>
+        <w:tabs>
+          <w:tab w:val="num" w:pos="3600"/>
+        </w:tabs>
+        <w:ind w:left="3600" w:hanging="360"/>
+      </w:pPr>
+    </w:lvl>
+    <w:lvl w:ilvl="5" w:tentative="1">
+      <w:start w:val="1"/>
+      <w:numFmt w:val="decimal"/>
+      <w:lvlText w:val="%6."/>
+      <w:lvlJc w:val="left"/>
+      <w:pPr>
+        <w:tabs>
+          <w:tab w:val="num" w:pos="4320"/>
+        </w:tabs>
+        <w:ind w:left="4320" w:hanging="360"/>
+      </w:pPr>
+    </w:lvl>
+    <w:lvl w:ilvl="6" w:tentative="1">
+      <w:start w:val="1"/>
+      <w:numFmt w:val="decimal"/>
+      <w:lvlText w:val="%7."/>
+      <w:lvlJc w:val="left"/>
+      <w:pPr>
+        <w:tabs>
+          <w:tab w:val="num" w:pos="5040"/>
+        </w:tabs>
+        <w:ind w:left="5040" w:hanging="360"/>
+      </w:pPr>
+    </w:lvl>
+    <w:lvl w:ilvl="7" w:tentative="1">
+      <w:start w:val="1"/>
+      <w:numFmt w:val="decimal"/>
+      <w:lvlText w:val="%8."/>
+      <w:lvlJc w:val="left"/>
+      <w:pPr>
+        <w:tabs>
+          <w:tab w:val="num" w:pos="5760"/>
+        </w:tabs>
+        <w:ind w:left="5760" w:hanging="360"/>
+      </w:pPr>
+    </w:lvl>
+    <w:lvl w:ilvl="8" w:tentative="1">
+      <w:start w:val="1"/>
+      <w:numFmt w:val="decimal"/>
+      <w:lvlText w:val="%9."/>
+      <w:lvlJc w:val="left"/>
+      <w:pPr>
+        <w:tabs>
+          <w:tab w:val="num" w:pos="6480"/>
+        </w:tabs>
+        <w:ind w:left="6480" w:hanging="360"/>
+      </w:pPr>
+    </w:lvl>
+  </w:abstractNum>
+  <w:abstractNum w:abstractNumId="3" w15:restartNumberingAfterBreak="0">
+    <w:nsid w:val="45BF71EF"/>
+    <w:multiLevelType w:val="hybridMultilevel"/>
+    <w:tmpl w:val="D920395E"/>
+    <w:lvl w:ilvl="0" w:tplc="0409000F">
+      <w:start w:val="1"/>
+      <w:numFmt w:val="decimal"/>
+      <w:lvlText w:val="%1."/>
+      <w:lvlJc w:val="left"/>
+      <w:pPr>
+        <w:ind w:left="720" w:hanging="360"/>
+      </w:pPr>
+      <w:rPr>
+        <w:rFonts w:hint="default"/>
+      </w:rPr>
+    </w:lvl>
+    <w:lvl w:ilvl="1" w:tplc="04090019" w:tentative="1">
+      <w:start w:val="1"/>
+      <w:numFmt w:val="lowerLetter"/>
+      <w:lvlText w:val="%2."/>
+      <w:lvlJc w:val="left"/>
+      <w:pPr>
+        <w:ind w:left="1440" w:hanging="360"/>
+      </w:pPr>
+    </w:lvl>
+    <w:lvl w:ilvl="2" w:tplc="0409001B" w:tentative="1">
+      <w:start w:val="1"/>
+      <w:numFmt w:val="lowerRoman"/>
+      <w:lvlText w:val="%3."/>
+      <w:lvlJc w:val="right"/>
+      <w:pPr>
+        <w:ind w:left="2160" w:hanging="180"/>
+      </w:pPr>
+    </w:lvl>
+    <w:lvl w:ilvl="3" w:tplc="0409000F" w:tentative="1">
+      <w:start w:val="1"/>
+      <w:numFmt w:val="decimal"/>
+      <w:lvlText w:val="%4."/>
+      <w:lvlJc w:val="left"/>
+      <w:pPr>
+        <w:ind w:left="2880" w:hanging="360"/>
+      </w:pPr>
+    </w:lvl>
+    <w:lvl w:ilvl="4" w:tplc="04090019" w:tentative="1">
+      <w:start w:val="1"/>
+      <w:numFmt w:val="lowerLetter"/>
+      <w:lvlText w:val="%5."/>
+      <w:lvlJc w:val="left"/>
+      <w:pPr>
+        <w:ind w:left="3600" w:hanging="360"/>
+      </w:pPr>
+    </w:lvl>
+    <w:lvl w:ilvl="5" w:tplc="0409001B" w:tentative="1">
+      <w:start w:val="1"/>
+      <w:numFmt w:val="lowerRoman"/>
+      <w:lvlText w:val="%6."/>
+      <w:lvlJc w:val="right"/>
+      <w:pPr>
+        <w:ind w:left="4320" w:hanging="180"/>
+      </w:pPr>
+    </w:lvl>
+    <w:lvl w:ilvl="6" w:tplc="0409000F" w:tentative="1">
+      <w:start w:val="1"/>
+      <w:numFmt w:val="decimal"/>
+      <w:lvlText w:val="%7."/>
+      <w:lvlJc w:val="left"/>
+      <w:pPr>
+        <w:ind w:left="5040" w:hanging="360"/>
+      </w:pPr>
+    </w:lvl>
+    <w:lvl w:ilvl="7" w:tplc="04090019" w:tentative="1">
+      <w:start w:val="1"/>
+      <w:numFmt w:val="lowerLetter"/>
+      <w:lvlText w:val="%8."/>
+      <w:lvlJc w:val="left"/>
+      <w:pPr>
+        <w:ind w:left="5760" w:hanging="360"/>
+      </w:pPr>
+    </w:lvl>
+    <w:lvl w:ilvl="8" w:tplc="0409001B" w:tentative="1">
+      <w:start w:val="1"/>
+      <w:numFmt w:val="lowerRoman"/>
+      <w:lvlText w:val="%9."/>
+      <w:lvlJc w:val="right"/>
+      <w:pPr>
+        <w:ind w:left="6480" w:hanging="180"/>
+      </w:pPr>
+    </w:lvl>
+  </w:abstractNum>
+  <w:abstractNum w:abstractNumId="4" w15:restartNumberingAfterBreak="0">
+    <w:nsid w:val="556D0C10"/>
+    <w:multiLevelType w:val="hybridMultilevel"/>
+    <w:tmpl w:val="9246F00A"/>
+    <w:lvl w:ilvl="0" w:tplc="255C8AE2">
+      <w:numFmt w:val="bullet"/>
+      <w:lvlText w:val="-"/>
+      <w:lvlJc w:val="left"/>
+      <w:pPr>
+        <w:ind w:left="720" w:hanging="360"/>
+      </w:pPr>
+      <w:rPr>
+        <w:rFonts w:ascii="Times New Roman" w:eastAsiaTheme="minorHAnsi" w:hAnsi="Times New Roman" w:cs="Times New Roman" w:hint="default"/>
+        <w:b/>
+        <w:sz w:val="26"/>
+      </w:rPr>
+    </w:lvl>
+    <w:lvl w:ilvl="1" w:tplc="04090003" w:tentative="1">
+      <w:start w:val="1"/>
+      <w:numFmt w:val="bullet"/>
+      <w:lvlText w:val="o"/>
+      <w:lvlJc w:val="left"/>
+      <w:pPr>
+        <w:ind w:left="1440" w:hanging="360"/>
+      </w:pPr>
+      <w:rPr>
+        <w:rFonts w:ascii="Courier New" w:hAnsi="Courier New" w:cs="Courier New" w:hint="default"/>
+      </w:rPr>
+    </w:lvl>
+    <w:lvl w:ilvl="2" w:tplc="04090005" w:tentative="1">
+      <w:start w:val="1"/>
+      <w:numFmt w:val="bullet"/>
+      <w:lvlText w:val=""/>
+      <w:lvlJc w:val="left"/>
+      <w:pPr>
+        <w:ind w:left="2160" w:hanging="360"/>
+      </w:pPr>
+      <w:rPr>
+        <w:rFonts w:ascii="Wingdings" w:hAnsi="Wingdings" w:hint="default"/>
+      </w:rPr>
+    </w:lvl>
+    <w:lvl w:ilvl="3" w:tplc="04090001" w:tentative="1">
+      <w:start w:val="1"/>
+      <w:numFmt w:val="bullet"/>
+      <w:lvlText w:val=""/>
+      <w:lvlJc w:val="left"/>
+      <w:pPr>
+        <w:ind w:left="2880" w:hanging="360"/>
+      </w:pPr>
+      <w:rPr>
+        <w:rFonts w:ascii="Symbol" w:hAnsi="Symbol" w:hint="default"/>
+      </w:rPr>
+    </w:lvl>
+    <w:lvl w:ilvl="4" w:tplc="04090003" w:tentative="1">
+      <w:start w:val="1"/>
+      <w:numFmt w:val="bullet"/>
+      <w:lvlText w:val="o"/>
+      <w:lvlJc w:val="left"/>
+      <w:pPr>
+        <w:ind w:left="3600" w:hanging="360"/>
+      </w:pPr>
+      <w:rPr>
+        <w:rFonts w:ascii="Courier New" w:hAnsi="Courier New" w:cs="Courier New" w:hint="default"/>
+      </w:rPr>
+    </w:lvl>
+    <w:lvl w:ilvl="5" w:tplc="04090005" w:tentative="1">
+      <w:start w:val="1"/>
+      <w:numFmt w:val="bullet"/>
+      <w:lvlText w:val=""/>
+      <w:lvlJc w:val="left"/>
+      <w:pPr>
+        <w:ind w:left="4320" w:hanging="360"/>
+      </w:pPr>
+      <w:rPr>
+        <w:rFonts w:ascii="Wingdings" w:hAnsi="Wingdings" w:hint="default"/>
+      </w:rPr>
+    </w:lvl>
+    <w:lvl w:ilvl="6" w:tplc="04090001" w:tentative="1">
+      <w:start w:val="1"/>
+      <w:numFmt w:val="bullet"/>
+      <w:lvlText w:val=""/>
+      <w:lvlJc w:val="left"/>
+      <w:pPr>
+        <w:ind w:left="5040" w:hanging="360"/>
+      </w:pPr>
+      <w:rPr>
+        <w:rFonts w:ascii="Symbol" w:hAnsi="Symbol" w:hint="default"/>
+      </w:rPr>
+    </w:lvl>
+    <w:lvl w:ilvl="7" w:tplc="04090003" w:tentative="1">
+      <w:start w:val="1"/>
+      <w:numFmt w:val="bullet"/>
+      <w:lvlText w:val="o"/>
+      <w:lvlJc w:val="left"/>
+      <w:pPr>
+        <w:ind w:left="5760" w:hanging="360"/>
+      </w:pPr>
+      <w:rPr>
+        <w:rFonts w:ascii="Courier New" w:hAnsi="Courier New" w:cs="Courier New" w:hint="default"/>
+      </w:rPr>
+    </w:lvl>
+    <w:lvl w:ilvl="8" w:tplc="04090005" w:tentative="1">
+      <w:start w:val="1"/>
+      <w:numFmt w:val="bullet"/>
+      <w:lvlText w:val=""/>
+      <w:lvlJc w:val="left"/>
+      <w:pPr>
+        <w:ind w:left="6480" w:hanging="360"/>
+      </w:pPr>
+      <w:rPr>
+        <w:rFonts w:ascii="Wingdings" w:hAnsi="Wingdings" w:hint="default"/>
+      </w:rPr>
+    </w:lvl>
+  </w:abstractNum>
+  <w:abstractNum w:abstractNumId="5" w15:restartNumberingAfterBreak="0">
+    <w:nsid w:val="6CE009EE"/>
+    <w:multiLevelType w:val="multilevel"/>
+    <w:tmpl w:val="244CFCE8"/>
+    <w:lvl w:ilvl="0">
+      <w:start w:val="1"/>
+      <w:numFmt w:val="bullet"/>
+      <w:lvlText w:val=""/>
+      <w:lvlJc w:val="left"/>
+      <w:pPr>
+        <w:tabs>
+          <w:tab w:val="num" w:pos="720"/>
+        </w:tabs>
+        <w:ind w:left="720" w:hanging="360"/>
+      </w:pPr>
+      <w:rPr>
+        <w:rFonts w:ascii="Symbol" w:hAnsi="Symbol" w:hint="default"/>
+        <w:sz w:val="20"/>
+      </w:rPr>
+    </w:lvl>
+    <w:lvl w:ilvl="1" w:tentative="1">
+      <w:start w:val="1"/>
+      <w:numFmt w:val="bullet"/>
+      <w:lvlText w:val="o"/>
+      <w:lvlJc w:val="left"/>
+      <w:pPr>
+        <w:tabs>
+          <w:tab w:val="num" w:pos="1440"/>
+        </w:tabs>
+        <w:ind w:left="1440" w:hanging="360"/>
+      </w:pPr>
+      <w:rPr>
+        <w:rFonts w:ascii="Courier New" w:hAnsi="Courier New" w:hint="default"/>
+        <w:sz w:val="20"/>
+      </w:rPr>
+    </w:lvl>
+    <w:lvl w:ilvl="2" w:tentative="1">
+      <w:start w:val="1"/>
+      <w:numFmt w:val="bullet"/>
+      <w:lvlText w:val=""/>
+      <w:lvlJc w:val="left"/>
+      <w:pPr>
+        <w:tabs>
+          <w:tab w:val="num" w:pos="2160"/>
+        </w:tabs>
+        <w:ind w:left="2160" w:hanging="360"/>
+      </w:pPr>
+      <w:rPr>
+        <w:rFonts w:ascii="Wingdings" w:hAnsi="Wingdings" w:hint="default"/>
+        <w:sz w:val="20"/>
+      </w:rPr>
+    </w:lvl>
+    <w:lvl w:ilvl="3" w:tentative="1">
+      <w:start w:val="1"/>
+      <w:numFmt w:val="bullet"/>
+      <w:lvlText w:val=""/>
+      <w:lvlJc w:val="left"/>
+      <w:pPr>
+        <w:tabs>
+          <w:tab w:val="num" w:pos="2880"/>
+        </w:tabs>
+        <w:ind w:left="2880" w:hanging="360"/>
+      </w:pPr>
+      <w:rPr>
+        <w:rFonts w:ascii="Wingdings" w:hAnsi="Wingdings" w:hint="default"/>
+        <w:sz w:val="20"/>
+      </w:rPr>
+    </w:lvl>
+    <w:lvl w:ilvl="4" w:tentative="1">
+      <w:start w:val="1"/>
+      <w:numFmt w:val="bullet"/>
+      <w:lvlText w:val=""/>
+      <w:lvlJc w:val="left"/>
+      <w:pPr>
+        <w:tabs>
+          <w:tab w:val="num" w:pos="3600"/>
+        </w:tabs>
+        <w:ind w:left="3600" w:hanging="360"/>
+      </w:pPr>
+      <w:rPr>
+        <w:rFonts w:ascii="Wingdings" w:hAnsi="Wingdings" w:hint="default"/>
+        <w:sz w:val="20"/>
+      </w:rPr>
+    </w:lvl>
+    <w:lvl w:ilvl="5" w:tentative="1">
+      <w:start w:val="1"/>
+      <w:numFmt w:val="bullet"/>
+      <w:lvlText w:val=""/>
+      <w:lvlJc w:val="left"/>
+      <w:pPr>
+        <w:tabs>
+          <w:tab w:val="num" w:pos="4320"/>
+        </w:tabs>
+        <w:ind w:left="4320" w:hanging="360"/>
+      </w:pPr>
+      <w:rPr>
+        <w:rFonts w:ascii="Wingdings" w:hAnsi="Wingdings" w:hint="default"/>
+        <w:sz w:val="20"/>
+      </w:rPr>
+    </w:lvl>
+    <w:lvl w:ilvl="6" w:tentative="1">
+      <w:start w:val="1"/>
+      <w:numFmt w:val="bullet"/>
+      <w:lvlText w:val=""/>
+      <w:lvlJc w:val="left"/>
+      <w:pPr>
+        <w:tabs>
+          <w:tab w:val="num" w:pos="5040"/>
+        </w:tabs>
+        <w:ind w:left="5040" w:hanging="360"/>
+      </w:pPr>
+      <w:rPr>
+        <w:rFonts w:ascii="Wingdings" w:hAnsi="Wingdings" w:hint="default"/>
+        <w:sz w:val="20"/>
+      </w:rPr>
+    </w:lvl>
+    <w:lvl w:ilvl="7" w:tentative="1">
+      <w:start w:val="1"/>
+      <w:numFmt w:val="bullet"/>
+      <w:lvlText w:val=""/>
+      <w:lvlJc w:val="left"/>
+      <w:pPr>
+        <w:tabs>
+          <w:tab w:val="num" w:pos="5760"/>
+        </w:tabs>
+        <w:ind w:left="5760" w:hanging="360"/>
+      </w:pPr>
+      <w:rPr>
+        <w:rFonts w:ascii="Wingdings" w:hAnsi="Wingdings" w:hint="default"/>
+        <w:sz w:val="20"/>
+      </w:rPr>
+    </w:lvl>
+    <w:lvl w:ilvl="8" w:tentative="1">
+      <w:start w:val="1"/>
+      <w:numFmt w:val="bullet"/>
+      <w:lvlText w:val=""/>
+      <w:lvlJc w:val="left"/>
+      <w:pPr>
+        <w:tabs>
+          <w:tab w:val="num" w:pos="6480"/>
+        </w:tabs>
+        <w:ind w:left="6480" w:hanging="360"/>
+      </w:pPr>
+      <w:rPr>
+        <w:rFonts w:ascii="Wingdings" w:hAnsi="Wingdings" w:hint="default"/>
+        <w:sz w:val="20"/>
+      </w:rPr>
+    </w:lvl>
+  </w:abstractNum>
+  <w:num w:numId="1" w16cid:durableId="1938366324">
+    <w:abstractNumId w:val="5"/>
+  </w:num>
+  <w:num w:numId="2" w16cid:durableId="2136243197">
+    <w:abstractNumId w:val="2"/>
+  </w:num>
+  <w:num w:numId="3" w16cid:durableId="544752517">
+    <w:abstractNumId w:val="4"/>
+  </w:num>
+  <w:num w:numId="4" w16cid:durableId="1354112780">
+    <w:abstractNumId w:val="0"/>
+  </w:num>
+  <w:num w:numId="5" w16cid:durableId="942372681">
+    <w:abstractNumId w:val="3"/>
+  </w:num>
+  <w:num w:numId="6" w16cid:durableId="345449663">
+    <w:abstractNumId w:val="1"/>
+  </w:num>
+</w:numbering>
 </file>
 
 <file path=word/styles.xml><?xml version="1.0" encoding="utf-8"?>
@@ -441,7 +2694,6 @@
     <w:next w:val="Normal"/>
     <w:link w:val="Heading2Char"/>
     <w:uiPriority w:val="9"/>
-    <w:semiHidden/>
     <w:unhideWhenUsed/>
     <w:qFormat/>
     <w:rsid w:val="00242DBE"/>
@@ -464,7 +2716,6 @@
     <w:next w:val="Normal"/>
     <w:link w:val="Heading3Char"/>
     <w:uiPriority w:val="9"/>
-    <w:semiHidden/>
     <w:unhideWhenUsed/>
     <w:qFormat/>
     <w:rsid w:val="00242DBE"/>
@@ -616,7 +2867,6 @@
   <w:style w:type="character" w:default="1" w:styleId="DefaultParagraphFont">
     <w:name w:val="Default Paragraph Font"/>
     <w:uiPriority w:val="1"/>
-    <w:semiHidden/>
     <w:unhideWhenUsed/>
   </w:style>
   <w:style w:type="table" w:default="1" w:styleId="TableNormal">
@@ -658,7 +2908,6 @@
     <w:basedOn w:val="DefaultParagraphFont"/>
     <w:link w:val="Heading2"/>
     <w:uiPriority w:val="9"/>
-    <w:semiHidden/>
     <w:rsid w:val="00242DBE"/>
     <w:rPr>
       <w:rFonts w:asciiTheme="majorHAnsi" w:eastAsiaTheme="majorEastAsia" w:hAnsiTheme="majorHAnsi" w:cstheme="majorBidi"/>
@@ -672,7 +2921,6 @@
     <w:basedOn w:val="DefaultParagraphFont"/>
     <w:link w:val="Heading3"/>
     <w:uiPriority w:val="9"/>
-    <w:semiHidden/>
     <w:rsid w:val="00242DBE"/>
     <w:rPr>
       <w:rFonts w:eastAsiaTheme="majorEastAsia" w:cstheme="majorBidi"/>
@@ -928,6 +3176,30 @@
       <w:smallCaps/>
       <w:color w:val="2F5496" w:themeColor="accent1" w:themeShade="BF"/>
       <w:spacing w:val="5"/>
+    </w:rPr>
+  </w:style>
+  <w:style w:type="paragraph" w:customStyle="1" w:styleId="ds-markdown-paragraph">
+    <w:name w:val="ds-markdown-paragraph"/>
+    <w:basedOn w:val="Normal"/>
+    <w:rsid w:val="00F74878"/>
+    <w:pPr>
+      <w:spacing w:before="100" w:beforeAutospacing="1" w:after="100" w:afterAutospacing="1" w:line="240" w:lineRule="auto"/>
+    </w:pPr>
+    <w:rPr>
+      <w:rFonts w:ascii="Times New Roman" w:eastAsia="Times New Roman" w:hAnsi="Times New Roman" w:cs="Times New Roman"/>
+      <w:kern w:val="0"/>
+      <w14:ligatures w14:val="none"/>
+    </w:rPr>
+  </w:style>
+  <w:style w:type="character" w:styleId="Strong">
+    <w:name w:val="Strong"/>
+    <w:basedOn w:val="DefaultParagraphFont"/>
+    <w:uiPriority w:val="22"/>
+    <w:qFormat/>
+    <w:rsid w:val="00F74878"/>
+    <w:rPr>
+      <w:b/>
+      <w:bCs/>
     </w:rPr>
   </w:style>
 </w:styles>
